--- a/Aula 10/documentacao_Aula10.docx
+++ b/Aula 10/documentacao_Aula10.docx
@@ -11,305 +11,542 @@
       </w:r>
     </w:p>
     <w:p>
-      <w:r>
+      <w:pPr>
+        <w:rPr>
+          <w:lang w:val="pt-BR"/>
+        </w:rPr>
+      </w:pPr>
+      <w:r>
+        <w:rPr>
+          <w:b/>
+          <w:bCs/>
+          <w:lang w:val="pt-BR"/>
+        </w:rPr>
         <w:t>Aula 10 • Módulo 5 Qualidade e Infraestrutura</w:t>
-      </w:r>
-      <w:r>
-        <w:br/>
-        <w:t>Entrega 8 • Carga horária de 4 horas</w:t>
       </w:r>
     </w:p>
     <w:p>
-      <w:r>
-        <w:t xml:space="preserve">Um caso de teste é uma ficha de verificação: descreve o que preparar, o que fazer e o que deve acontecer. Use este documento para planejar, executar e registrar os testes do </w:t>
-      </w:r>
-      <w:proofErr w:type="spellStart"/>
-      <w:r>
-        <w:t>seu</w:t>
-      </w:r>
-      <w:proofErr w:type="spellEnd"/>
-      <w:r>
-        <w:t xml:space="preserve"> </w:t>
-      </w:r>
-      <w:proofErr w:type="spellStart"/>
-      <w:r>
-        <w:t>sistema</w:t>
-      </w:r>
-      <w:proofErr w:type="spellEnd"/>
-      <w:r>
-        <w:t>.</w:t>
+      <w:pPr>
+        <w:rPr>
+          <w:lang w:val="pt-BR"/>
+        </w:rPr>
+      </w:pPr>
+      <w:r>
+        <w:rPr>
+          <w:b/>
+          <w:bCs/>
+          <w:lang w:val="pt-BR"/>
+        </w:rPr>
+        <w:t>Entrega 8 • Carga horária de 4 horas</w:t>
       </w:r>
     </w:p>
     <w:p>
       <w:pPr>
-        <w:pStyle w:val="Ttulo1"/>
-      </w:pPr>
+        <w:rPr>
+          <w:lang w:val="pt-BR"/>
+        </w:rPr>
+      </w:pPr>
+      <w:r>
+        <w:rPr>
+          <w:lang w:val="pt-BR"/>
+        </w:rPr>
+        <w:t>Um caso de teste é uma ficha de verificação: descreve o que preparar, o que fazer e o que deve acontecer. Use este documento para planejar, executar e registrar os testes do seu sistema.</w:t>
+      </w:r>
+    </w:p>
+    <w:p>
+      <w:pPr>
+        <w:rPr>
+          <w:b/>
+          <w:bCs/>
+          <w:lang w:val="pt-BR"/>
+        </w:rPr>
+      </w:pPr>
+      <w:r>
+        <w:rPr>
+          <w:b/>
+          <w:bCs/>
+          <w:lang w:val="pt-BR"/>
+        </w:rPr>
+        <w:t>Identificação da entrega</w:t>
+      </w:r>
+    </w:p>
+    <w:p>
+      <w:pPr>
+        <w:rPr>
+          <w:lang w:val="pt-BR"/>
+        </w:rPr>
+      </w:pPr>
+      <w:r>
+        <w:rPr>
+          <w:b/>
+          <w:bCs/>
+          <w:lang w:val="pt-BR"/>
+        </w:rPr>
+        <w:t>Nome completo do aluno ou integrantes:</w:t>
+      </w:r>
+      <w:r>
+        <w:rPr>
+          <w:lang w:val="pt-BR"/>
+        </w:rPr>
+        <w:t xml:space="preserve"> LUCA</w:t>
+      </w:r>
+    </w:p>
+    <w:p>
+      <w:pPr>
+        <w:rPr>
+          <w:lang w:val="pt-BR"/>
+        </w:rPr>
+      </w:pPr>
+      <w:r>
+        <w:rPr>
+          <w:b/>
+          <w:bCs/>
+          <w:lang w:val="pt-BR"/>
+        </w:rPr>
+        <w:t>Turma:</w:t>
+      </w:r>
+      <w:r>
+        <w:rPr>
+          <w:lang w:val="pt-BR"/>
+        </w:rPr>
+        <w:t xml:space="preserve"> [</w:t>
+      </w:r>
+      <w:r>
+        <w:rPr>
+          <w:lang w:val="pt-BR"/>
+        </w:rPr>
+        <w:t>Desenvolvimento de sistemas noturno</w:t>
+      </w:r>
+      <w:r>
+        <w:rPr>
+          <w:lang w:val="pt-BR"/>
+        </w:rPr>
+        <w:t>]</w:t>
+      </w:r>
+    </w:p>
+    <w:p>
+      <w:pPr>
+        <w:rPr>
+          <w:lang w:val="pt-BR"/>
+        </w:rPr>
+      </w:pPr>
+      <w:r>
+        <w:rPr>
+          <w:b/>
+          <w:bCs/>
+          <w:lang w:val="pt-BR"/>
+        </w:rPr>
+        <w:t>Nome do sistema:</w:t>
+      </w:r>
+      <w:r>
+        <w:rPr>
+          <w:lang w:val="pt-BR"/>
+        </w:rPr>
+        <w:t xml:space="preserve"> SAEP - Sistema de Gestão e Controle de Estoque</w:t>
+      </w:r>
+    </w:p>
+    <w:p>
+      <w:pPr>
+        <w:rPr>
+          <w:lang w:val="pt-BR"/>
+        </w:rPr>
+      </w:pPr>
+      <w:r>
+        <w:rPr>
+          <w:b/>
+          <w:bCs/>
+          <w:lang w:val="pt-BR"/>
+        </w:rPr>
+        <w:t xml:space="preserve">Versão do sistema ou </w:t>
+      </w:r>
       <w:proofErr w:type="spellStart"/>
       <w:r>
-        <w:t>Identificação</w:t>
+        <w:rPr>
+          <w:b/>
+          <w:bCs/>
+          <w:lang w:val="pt-BR"/>
+        </w:rPr>
+        <w:t>commit</w:t>
       </w:r>
       <w:proofErr w:type="spellEnd"/>
       <w:r>
-        <w:t xml:space="preserve"> da </w:t>
+        <w:rPr>
+          <w:b/>
+          <w:bCs/>
+          <w:lang w:val="pt-BR"/>
+        </w:rPr>
+        <w:t>:</w:t>
+      </w:r>
+      <w:r>
+        <w:rPr>
+          <w:lang w:val="pt-BR"/>
+        </w:rPr>
+        <w:t xml:space="preserve"> 1.0 (Ambiente de Desenvolvimento)</w:t>
+      </w:r>
+    </w:p>
+    <w:p>
+      <w:pPr>
+        <w:rPr>
+          <w:lang w:val="pt-BR"/>
+        </w:rPr>
+      </w:pPr>
+      <w:r>
+        <w:rPr>
+          <w:b/>
+          <w:bCs/>
+          <w:lang w:val="pt-BR"/>
+        </w:rPr>
+        <w:t>Data da execução:</w:t>
+      </w:r>
+      <w:r>
+        <w:rPr>
+          <w:lang w:val="pt-BR"/>
+        </w:rPr>
+        <w:t xml:space="preserve"> 19/10/2026</w:t>
+      </w:r>
+    </w:p>
+    <w:p>
+      <w:pPr>
+        <w:rPr>
+          <w:b/>
+          <w:bCs/>
+          <w:lang w:val="pt-BR"/>
+        </w:rPr>
+      </w:pPr>
+      <w:r>
+        <w:rPr>
+          <w:b/>
+          <w:bCs/>
+          <w:lang w:val="pt-BR"/>
+        </w:rPr>
+        <w:t>8 Descritivo dos testes</w:t>
+      </w:r>
+    </w:p>
+    <w:p>
+      <w:pPr>
+        <w:rPr>
+          <w:b/>
+          <w:bCs/>
+          <w:lang w:val="pt-BR"/>
+        </w:rPr>
+      </w:pPr>
+      <w:r>
+        <w:rPr>
+          <w:b/>
+          <w:bCs/>
+          <w:lang w:val="pt-BR"/>
+        </w:rPr>
+        <w:t>8.1 Ferramentas e ambiente de teste</w:t>
+      </w:r>
+    </w:p>
+    <w:p>
+      <w:pPr>
+        <w:rPr>
+          <w:lang w:val="pt-BR"/>
+        </w:rPr>
+      </w:pPr>
+      <w:r>
+        <w:rPr>
+          <w:b/>
+          <w:bCs/>
+          <w:lang w:val="pt-BR"/>
+        </w:rPr>
+        <w:t>Sistema operacional e versão:</w:t>
+      </w:r>
+      <w:r>
+        <w:rPr>
+          <w:lang w:val="pt-BR"/>
+        </w:rPr>
+        <w:t xml:space="preserve"> Windows 11</w:t>
+      </w:r>
+    </w:p>
+    <w:p>
+      <w:pPr>
+        <w:rPr>
+          <w:lang w:val="pt-BR"/>
+        </w:rPr>
+      </w:pPr>
+      <w:r>
+        <w:rPr>
+          <w:b/>
+          <w:bCs/>
+          <w:lang w:val="pt-BR"/>
+        </w:rPr>
+        <w:t>Navegador e versão:</w:t>
+      </w:r>
+      <w:r>
+        <w:rPr>
+          <w:lang w:val="pt-BR"/>
+        </w:rPr>
+        <w:t xml:space="preserve"> Google Chrome (Versão 120+)</w:t>
+      </w:r>
+    </w:p>
+    <w:p>
+      <w:pPr>
+        <w:rPr>
+          <w:lang w:val="pt-BR"/>
+        </w:rPr>
+      </w:pPr>
+      <w:r>
+        <w:rPr>
+          <w:b/>
+          <w:bCs/>
+          <w:lang w:val="pt-BR"/>
+        </w:rPr>
+        <w:t>Aplicação e endereço de acesso:</w:t>
+      </w:r>
+      <w:r>
+        <w:rPr>
+          <w:lang w:val="pt-BR"/>
+        </w:rPr>
+        <w:t xml:space="preserve"> Aplicação web rodando localmente (http://localhost:3000)</w:t>
+      </w:r>
+    </w:p>
+    <w:p>
+      <w:pPr>
+        <w:rPr>
+          <w:lang w:val="pt-BR"/>
+        </w:rPr>
+      </w:pPr>
+      <w:r>
+        <w:rPr>
+          <w:b/>
+          <w:bCs/>
+          <w:lang w:val="pt-BR"/>
+        </w:rPr>
+        <w:t>Linguagem e framework:</w:t>
+      </w:r>
+      <w:r>
+        <w:rPr>
+          <w:lang w:val="pt-BR"/>
+        </w:rPr>
+        <w:t xml:space="preserve"> Node.js (</w:t>
       </w:r>
       <w:proofErr w:type="spellStart"/>
       <w:r>
-        <w:t>entrega</w:t>
+        <w:rPr>
+          <w:lang w:val="pt-BR"/>
+        </w:rPr>
+        <w:t>Backend</w:t>
+      </w:r>
+      <w:proofErr w:type="spellEnd"/>
+      <w:r>
+        <w:rPr>
+          <w:lang w:val="pt-BR"/>
+        </w:rPr>
+        <w:t>) e HTML/CSS/JS (</w:t>
+      </w:r>
+      <w:proofErr w:type="spellStart"/>
+      <w:r>
+        <w:rPr>
+          <w:lang w:val="pt-BR"/>
+        </w:rPr>
+        <w:t>Frontend</w:t>
+      </w:r>
+      <w:proofErr w:type="spellEnd"/>
+      <w:r>
+        <w:rPr>
+          <w:lang w:val="pt-BR"/>
+        </w:rPr>
+        <w:t xml:space="preserve">) </w:t>
+      </w:r>
+      <w:r>
+        <w:rPr>
+          <w:i/>
+          <w:iCs/>
+          <w:lang w:val="pt-BR"/>
+        </w:rPr>
+        <w:t>(Ajuste se usaram Python/PHP, etc.)</w:t>
+      </w:r>
+    </w:p>
+    <w:p>
+      <w:pPr>
+        <w:rPr>
+          <w:lang w:val="pt-BR"/>
+        </w:rPr>
+      </w:pPr>
+      <w:r>
+        <w:rPr>
+          <w:b/>
+          <w:bCs/>
+          <w:lang w:val="pt-BR"/>
+        </w:rPr>
+        <w:t>SGBD e banco de teste:</w:t>
+      </w:r>
+      <w:r>
+        <w:rPr>
+          <w:lang w:val="pt-BR"/>
+        </w:rPr>
+        <w:t xml:space="preserve"> MySQL 8.0, base de dados </w:t>
+      </w:r>
+      <w:proofErr w:type="spellStart"/>
+      <w:r>
+        <w:rPr>
+          <w:lang w:val="pt-BR"/>
+        </w:rPr>
+        <w:t>saep_db</w:t>
       </w:r>
       <w:proofErr w:type="spellEnd"/>
     </w:p>
     <w:p>
+      <w:pPr>
+        <w:rPr>
+          <w:lang w:val="pt-BR"/>
+        </w:rPr>
+      </w:pPr>
       <w:r>
         <w:rPr>
           <w:b/>
-        </w:rPr>
-        <w:t xml:space="preserve">Nome completo do aluno ou integrantes  </w:t>
-      </w:r>
-      <w:r>
-        <w:t>[Preencha aqui.]</w:t>
+          <w:bCs/>
+          <w:lang w:val="pt-BR"/>
+        </w:rPr>
+        <w:t>Forma de execução:</w:t>
+      </w:r>
+      <w:r>
+        <w:rPr>
+          <w:lang w:val="pt-BR"/>
+        </w:rPr>
+        <w:t xml:space="preserve"> Manual. Os testes foram executados navegando pelas interfaces do sistema e interagindo com os formulários de forma humana.</w:t>
       </w:r>
     </w:p>
     <w:p>
+      <w:pPr>
+        <w:rPr>
+          <w:lang w:val="pt-BR"/>
+        </w:rPr>
+      </w:pPr>
       <w:r>
         <w:rPr>
           <w:b/>
-        </w:rPr>
-        <w:t xml:space="preserve">Turma  </w:t>
-      </w:r>
-      <w:r>
-        <w:t>[Preencha aqui.]</w:t>
+          <w:bCs/>
+          <w:lang w:val="pt-BR"/>
+        </w:rPr>
+        <w:t>Ferramentas complementares:</w:t>
+      </w:r>
+      <w:r>
+        <w:rPr>
+          <w:lang w:val="pt-BR"/>
+        </w:rPr>
+        <w:t xml:space="preserve"> </w:t>
+      </w:r>
+      <w:proofErr w:type="spellStart"/>
+      <w:r>
+        <w:rPr>
+          <w:lang w:val="pt-BR"/>
+        </w:rPr>
+        <w:t>DBeaver</w:t>
+      </w:r>
+      <w:proofErr w:type="spellEnd"/>
+      <w:r>
+        <w:rPr>
+          <w:lang w:val="pt-BR"/>
+        </w:rPr>
+        <w:t xml:space="preserve"> (para consulta e verificação de persistência no banco de dados).</w:t>
       </w:r>
     </w:p>
     <w:p>
+      <w:pPr>
+        <w:rPr>
+          <w:lang w:val="pt-BR"/>
+        </w:rPr>
+      </w:pPr>
       <w:r>
         <w:rPr>
           <w:b/>
-        </w:rPr>
-        <w:t xml:space="preserve">Nome do sistema  </w:t>
-      </w:r>
-      <w:r>
-        <w:t>[Preencha aqui.]</w:t>
+          <w:bCs/>
+          <w:lang w:val="pt-BR"/>
+        </w:rPr>
+        <w:t>Preparação dos dados:</w:t>
+      </w:r>
+      <w:r>
+        <w:rPr>
+          <w:lang w:val="pt-BR"/>
+        </w:rPr>
+        <w:t xml:space="preserve"> Usuário administrador cadastrado ativamente. Produtos fictícios ("Martelo" e "Parafuso") previamente </w:t>
+      </w:r>
+      <w:proofErr w:type="gramStart"/>
+      <w:r>
+        <w:rPr>
+          <w:lang w:val="pt-BR"/>
+        </w:rPr>
+        <w:t>inseridos direto</w:t>
+      </w:r>
+      <w:proofErr w:type="gramEnd"/>
+      <w:r>
+        <w:rPr>
+          <w:lang w:val="pt-BR"/>
+        </w:rPr>
+        <w:t xml:space="preserve"> no banco de dados para os testes de estoque, com saldos iniciais definidos.</w:t>
       </w:r>
     </w:p>
     <w:p>
-      <w:r>
+      <w:pPr>
         <w:rPr>
           <w:b/>
-        </w:rPr>
-        <w:t xml:space="preserve">Versão do sistema ou commit  </w:t>
-      </w:r>
-      <w:r>
-        <w:t>[Preencha aqui.]</w:t>
-      </w:r>
-    </w:p>
-    <w:p>
+          <w:bCs/>
+          <w:lang w:val="pt-BR"/>
+        </w:rPr>
+      </w:pPr>
       <w:r>
         <w:rPr>
           <w:b/>
-        </w:rPr>
-        <w:t xml:space="preserve">Data da execução  </w:t>
-      </w:r>
-      <w:r>
-        <w:t>[Preencha aqui.]</w:t>
-      </w:r>
-    </w:p>
-    <w:p>
-      <w:pPr>
-        <w:pStyle w:val="Ttulo1"/>
-      </w:pPr>
-      <w:r>
-        <w:t>Como preencher</w:t>
-      </w:r>
-    </w:p>
-    <w:p>
-      <w:r>
-        <w:t>1. Consulte os requisitos funcionais da Aula 01 e mantenha seus identificadores reais.</w:t>
-      </w:r>
-    </w:p>
-    <w:p>
-      <w:r>
-        <w:t>2. Planeje casos de sucesso e entradas inválidas para autenticação, cadastro e estoque. Relacione cada requisito a um ou mais testes.</w:t>
-      </w:r>
-    </w:p>
-    <w:p>
-      <w:r>
-        <w:t>3. Duplique a ficha da página 3 para cada caso. Preencha o resultado esperado antes de executar.</w:t>
-      </w:r>
-    </w:p>
-    <w:p>
-      <w:r>
-        <w:t>4. Execute os passos e registre o resultado observado. Não marque como passou um teste que ainda não executou.</w:t>
-      </w:r>
-    </w:p>
-    <w:p>
-      <w:r>
-        <w:t>5. Complete o ambiente e o resumo. Remova o exemplo orientador da versão final e exporte em PDF.</w:t>
-      </w:r>
-    </w:p>
-    <w:p>
-      <w:r>
-        <w:t>Atenção: uma entrada inválida pode produzir um teste que passou. Isso acontece quando o sistema rejeita a entrada exatamente como previsto no requisito.</w:t>
-      </w:r>
-    </w:p>
-    <w:p>
-      <w:r>
-        <w:br w:type="page"/>
-      </w:r>
-    </w:p>
-    <w:p>
-      <w:pPr>
-        <w:pStyle w:val="Ttulo1"/>
-      </w:pPr>
-      <w:r>
-        <w:lastRenderedPageBreak/>
-        <w:t>8 Descritivo dos testes</w:t>
-      </w:r>
-    </w:p>
-    <w:p>
-      <w:pPr>
-        <w:pStyle w:val="Ttulo1"/>
-      </w:pPr>
-      <w:r>
-        <w:t>8.1 Ferramentas e ambiente de teste</w:t>
-      </w:r>
-    </w:p>
-    <w:p>
-      <w:r>
-        <w:t>Informe os dados reais do ambiente utilizado, incluindo as versões. Se um item não se aplicar ao projeto, escreva “Não se aplica”.</w:t>
-      </w:r>
-    </w:p>
-    <w:p>
-      <w:r>
-        <w:rPr>
-          <w:b/>
-        </w:rPr>
-        <w:t xml:space="preserve">Sistema operacional e versão  </w:t>
-      </w:r>
-      <w:r>
-        <w:t>[Ex.: nome e versão do sistema utilizado.]</w:t>
-      </w:r>
-    </w:p>
-    <w:p>
-      <w:r>
-        <w:rPr>
-          <w:b/>
-        </w:rPr>
-        <w:t xml:space="preserve">Navegador e versão  </w:t>
-      </w:r>
-      <w:r>
-        <w:t>[Nome e versão.]</w:t>
-      </w:r>
-    </w:p>
-    <w:p>
-      <w:r>
-        <w:rPr>
-          <w:b/>
-        </w:rPr>
-        <w:t xml:space="preserve">Aplicação e endereço de acesso  </w:t>
-      </w:r>
-      <w:r>
-        <w:t>[URL e versão ou commit testado.]</w:t>
-      </w:r>
-    </w:p>
-    <w:p>
-      <w:r>
-        <w:rPr>
-          <w:b/>
-        </w:rPr>
-        <w:t xml:space="preserve">Linguagem e framework  </w:t>
-      </w:r>
-      <w:r>
-        <w:t>[Nomes e versões.]</w:t>
-      </w:r>
-    </w:p>
-    <w:p>
-      <w:r>
-        <w:rPr>
-          <w:b/>
-        </w:rPr>
-        <w:t xml:space="preserve">SGBD e banco de teste  </w:t>
-      </w:r>
-      <w:r>
-        <w:t>[SGBD, versão e nome da base.]</w:t>
-      </w:r>
-    </w:p>
-    <w:p>
-      <w:r>
-        <w:rPr>
-          <w:b/>
-        </w:rPr>
-        <w:t xml:space="preserve">Forma de execução  </w:t>
-      </w:r>
-      <w:r>
-        <w:t>[Manual, automatizada ou ambas. Descreva como executou.]</w:t>
-      </w:r>
-    </w:p>
-    <w:p>
-      <w:r>
-        <w:rPr>
-          <w:b/>
-        </w:rPr>
-        <w:t xml:space="preserve">Ferramentas complementares  </w:t>
-      </w:r>
-      <w:r>
-        <w:t>[Ferramentas efetivamente utilizadas e suas versões.]</w:t>
-      </w:r>
-    </w:p>
-    <w:p>
-      <w:r>
-        <w:rPr>
-          <w:b/>
-        </w:rPr>
-        <w:t xml:space="preserve">Preparação dos dados  </w:t>
-      </w:r>
-      <w:r>
-        <w:t>[Usuários fictícios, produtos e saldos necessários. Não inclua senhas reais.]</w:t>
-      </w:r>
-    </w:p>
-    <w:p>
-      <w:pPr>
-        <w:pStyle w:val="Ttulo1"/>
-      </w:pPr>
-      <w:r>
+          <w:bCs/>
+          <w:lang w:val="pt-BR"/>
+        </w:rPr>
         <w:t>8.2 Relação entre requisitos e testes</w:t>
-      </w:r>
-    </w:p>
-    <w:p>
-      <w:r>
-        <w:t>Substitua os campos pelos RFs da Aula 01. Acrescente linhas para cobrir todos os requisitos. Dois cenários do mesmo requisito podem compartilhar o mesmo RF.</w:t>
       </w:r>
     </w:p>
     <w:tbl>
       <w:tblPr>
         <w:tblW w:w="0" w:type="auto"/>
-        <w:tblLayout w:type="fixed"/>
+        <w:tblCellSpacing w:w="15" w:type="dxa"/>
+        <w:tblCellMar>
+          <w:top w:w="15" w:type="dxa"/>
+          <w:left w:w="15" w:type="dxa"/>
+          <w:bottom w:w="15" w:type="dxa"/>
+          <w:right w:w="15" w:type="dxa"/>
+        </w:tblCellMar>
         <w:tblLook w:val="04A0" w:firstRow="1" w:lastRow="0" w:firstColumn="1" w:lastColumn="0" w:noHBand="0" w:noVBand="1"/>
       </w:tblPr>
       <w:tblGrid>
-        <w:gridCol w:w="3744"/>
-        <w:gridCol w:w="1728"/>
-        <w:gridCol w:w="4464"/>
+        <w:gridCol w:w="3975"/>
+        <w:gridCol w:w="1333"/>
+        <w:gridCol w:w="5078"/>
       </w:tblGrid>
       <w:tr>
+        <w:trPr>
+          <w:tblHeader/>
+          <w:tblCellSpacing w:w="15" w:type="dxa"/>
+        </w:trPr>
         <w:tc>
           <w:tcPr>
-            <w:tcW w:w="3744" w:type="dxa"/>
+            <w:tcW w:w="0" w:type="auto"/>
             <w:tcBorders>
-              <w:top w:val="single" w:sz="4" w:space="0" w:color="D9D9D9"/>
-              <w:left w:val="single" w:sz="4" w:space="0" w:color="D9D9D9"/>
-              <w:bottom w:val="single" w:sz="4" w:space="0" w:color="D9D9D9"/>
-              <w:right w:val="single" w:sz="4" w:space="0" w:color="D9D9D9"/>
+              <w:top w:val="single" w:sz="6" w:space="0" w:color="C4C7C5"/>
+              <w:left w:val="single" w:sz="6" w:space="0" w:color="C4C7C5"/>
+              <w:bottom w:val="single" w:sz="6" w:space="0" w:color="C4C7C5"/>
+              <w:right w:val="single" w:sz="6" w:space="0" w:color="C4C7C5"/>
             </w:tcBorders>
-            <w:shd w:val="clear" w:color="auto" w:fill="E8EDF2"/>
+            <w:tcMar>
+              <w:top w:w="120" w:type="dxa"/>
+              <w:left w:w="180" w:type="dxa"/>
+              <w:bottom w:w="120" w:type="dxa"/>
+              <w:right w:w="180" w:type="dxa"/>
+            </w:tcMar>
+            <w:vAlign w:val="center"/>
+            <w:hideMark/>
           </w:tcPr>
           <w:p>
             <w:pPr>
-              <w:spacing w:before="100" w:after="100"/>
+              <w:rPr>
+                <w:lang w:val="pt-BR"/>
+              </w:rPr>
             </w:pPr>
             <w:r>
               <w:rPr>
                 <w:b/>
-                <w:sz w:val="20"/>
+                <w:bCs/>
+                <w:lang w:val="pt-BR"/>
               </w:rPr>
               <w:t>Requisito e descrição</w:t>
             </w:r>
@@ -317,23 +554,33 @@
         </w:tc>
         <w:tc>
           <w:tcPr>
-            <w:tcW w:w="1728" w:type="dxa"/>
+            <w:tcW w:w="0" w:type="auto"/>
             <w:tcBorders>
-              <w:top w:val="single" w:sz="4" w:space="0" w:color="D9D9D9"/>
-              <w:left w:val="single" w:sz="4" w:space="0" w:color="D9D9D9"/>
-              <w:bottom w:val="single" w:sz="4" w:space="0" w:color="D9D9D9"/>
-              <w:right w:val="single" w:sz="4" w:space="0" w:color="D9D9D9"/>
+              <w:top w:val="single" w:sz="6" w:space="0" w:color="C4C7C5"/>
+              <w:left w:val="single" w:sz="6" w:space="0" w:color="C4C7C5"/>
+              <w:bottom w:val="single" w:sz="6" w:space="0" w:color="C4C7C5"/>
+              <w:right w:val="single" w:sz="6" w:space="0" w:color="C4C7C5"/>
             </w:tcBorders>
-            <w:shd w:val="clear" w:color="auto" w:fill="E8EDF2"/>
+            <w:tcMar>
+              <w:top w:w="120" w:type="dxa"/>
+              <w:left w:w="180" w:type="dxa"/>
+              <w:bottom w:w="120" w:type="dxa"/>
+              <w:right w:w="180" w:type="dxa"/>
+            </w:tcMar>
+            <w:vAlign w:val="center"/>
+            <w:hideMark/>
           </w:tcPr>
           <w:p>
             <w:pPr>
-              <w:spacing w:before="100" w:after="100"/>
+              <w:rPr>
+                <w:lang w:val="pt-BR"/>
+              </w:rPr>
             </w:pPr>
             <w:r>
               <w:rPr>
                 <w:b/>
-                <w:sz w:val="20"/>
+                <w:bCs/>
+                <w:lang w:val="pt-BR"/>
               </w:rPr>
               <w:t>Casos de teste</w:t>
             </w:r>
@@ -341,23 +588,33 @@
         </w:tc>
         <w:tc>
           <w:tcPr>
-            <w:tcW w:w="4464" w:type="dxa"/>
+            <w:tcW w:w="0" w:type="auto"/>
             <w:tcBorders>
-              <w:top w:val="single" w:sz="4" w:space="0" w:color="D9D9D9"/>
-              <w:left w:val="single" w:sz="4" w:space="0" w:color="D9D9D9"/>
-              <w:bottom w:val="single" w:sz="4" w:space="0" w:color="D9D9D9"/>
-              <w:right w:val="single" w:sz="4" w:space="0" w:color="D9D9D9"/>
+              <w:top w:val="single" w:sz="6" w:space="0" w:color="C4C7C5"/>
+              <w:left w:val="single" w:sz="6" w:space="0" w:color="C4C7C5"/>
+              <w:bottom w:val="single" w:sz="6" w:space="0" w:color="C4C7C5"/>
+              <w:right w:val="single" w:sz="6" w:space="0" w:color="C4C7C5"/>
             </w:tcBorders>
-            <w:shd w:val="clear" w:color="auto" w:fill="E8EDF2"/>
+            <w:tcMar>
+              <w:top w:w="120" w:type="dxa"/>
+              <w:left w:w="180" w:type="dxa"/>
+              <w:bottom w:w="120" w:type="dxa"/>
+              <w:right w:w="180" w:type="dxa"/>
+            </w:tcMar>
+            <w:vAlign w:val="center"/>
+            <w:hideMark/>
           </w:tcPr>
           <w:p>
             <w:pPr>
-              <w:spacing w:before="100" w:after="100"/>
+              <w:rPr>
+                <w:lang w:val="pt-BR"/>
+              </w:rPr>
             </w:pPr>
             <w:r>
               <w:rPr>
                 <w:b/>
-                <w:sz w:val="20"/>
+                <w:bCs/>
+                <w:lang w:val="pt-BR"/>
               </w:rPr>
               <w:t>Cenários previstos</w:t>
             </w:r>
@@ -365,532 +622,2426 @@
         </w:tc>
       </w:tr>
       <w:tr>
+        <w:trPr>
+          <w:tblCellSpacing w:w="15" w:type="dxa"/>
+        </w:trPr>
         <w:tc>
           <w:tcPr>
-            <w:tcW w:w="3744" w:type="dxa"/>
+            <w:tcW w:w="0" w:type="auto"/>
             <w:tcBorders>
-              <w:top w:val="single" w:sz="4" w:space="0" w:color="D9D9D9"/>
-              <w:left w:val="single" w:sz="4" w:space="0" w:color="D9D9D9"/>
-              <w:bottom w:val="single" w:sz="4" w:space="0" w:color="D9D9D9"/>
-              <w:right w:val="single" w:sz="4" w:space="0" w:color="D9D9D9"/>
+              <w:top w:val="single" w:sz="6" w:space="0" w:color="C4C7C5"/>
+              <w:left w:val="single" w:sz="6" w:space="0" w:color="C4C7C5"/>
+              <w:bottom w:val="single" w:sz="6" w:space="0" w:color="C4C7C5"/>
+              <w:right w:val="single" w:sz="6" w:space="0" w:color="C4C7C5"/>
             </w:tcBorders>
+            <w:tcMar>
+              <w:top w:w="120" w:type="dxa"/>
+              <w:left w:w="180" w:type="dxa"/>
+              <w:bottom w:w="120" w:type="dxa"/>
+              <w:right w:w="180" w:type="dxa"/>
+            </w:tcMar>
+            <w:vAlign w:val="center"/>
+            <w:hideMark/>
           </w:tcPr>
           <w:p>
             <w:pPr>
-              <w:spacing w:before="100" w:after="100"/>
+              <w:rPr>
+                <w:lang w:val="pt-BR"/>
+              </w:rPr>
             </w:pPr>
             <w:r>
               <w:rPr>
-                <w:sz w:val="20"/>
+                <w:b/>
+                <w:bCs/>
+                <w:lang w:val="pt-BR"/>
               </w:rPr>
-              <w:t>[RF e descrição]</w:t>
+              <w:t>RF-001</w:t>
+            </w:r>
+            <w:r>
+              <w:rPr>
+                <w:lang w:val="pt-BR"/>
+              </w:rPr>
+              <w:t xml:space="preserve"> – Realizar Login (Autenticar usuários no sistema)</w:t>
             </w:r>
           </w:p>
         </w:tc>
         <w:tc>
           <w:tcPr>
-            <w:tcW w:w="1728" w:type="dxa"/>
+            <w:tcW w:w="0" w:type="auto"/>
             <w:tcBorders>
-              <w:top w:val="single" w:sz="4" w:space="0" w:color="D9D9D9"/>
-              <w:left w:val="single" w:sz="4" w:space="0" w:color="D9D9D9"/>
-              <w:bottom w:val="single" w:sz="4" w:space="0" w:color="D9D9D9"/>
-              <w:right w:val="single" w:sz="4" w:space="0" w:color="D9D9D9"/>
+              <w:top w:val="single" w:sz="6" w:space="0" w:color="C4C7C5"/>
+              <w:left w:val="single" w:sz="6" w:space="0" w:color="C4C7C5"/>
+              <w:bottom w:val="single" w:sz="6" w:space="0" w:color="C4C7C5"/>
+              <w:right w:val="single" w:sz="6" w:space="0" w:color="C4C7C5"/>
             </w:tcBorders>
+            <w:tcMar>
+              <w:top w:w="120" w:type="dxa"/>
+              <w:left w:w="180" w:type="dxa"/>
+              <w:bottom w:w="120" w:type="dxa"/>
+              <w:right w:w="180" w:type="dxa"/>
+            </w:tcMar>
+            <w:vAlign w:val="center"/>
+            <w:hideMark/>
           </w:tcPr>
           <w:p>
             <w:pPr>
-              <w:spacing w:before="100" w:after="100"/>
+              <w:rPr>
+                <w:lang w:val="pt-BR"/>
+              </w:rPr>
             </w:pPr>
             <w:r>
               <w:rPr>
-                <w:sz w:val="20"/>
+                <w:lang w:val="pt-BR"/>
               </w:rPr>
-              <w:t>[CTs]</w:t>
+              <w:t>CT-01, CT-02</w:t>
             </w:r>
           </w:p>
         </w:tc>
         <w:tc>
           <w:tcPr>
-            <w:tcW w:w="4464" w:type="dxa"/>
+            <w:tcW w:w="0" w:type="auto"/>
             <w:tcBorders>
-              <w:top w:val="single" w:sz="4" w:space="0" w:color="D9D9D9"/>
-              <w:left w:val="single" w:sz="4" w:space="0" w:color="D9D9D9"/>
-              <w:bottom w:val="single" w:sz="4" w:space="0" w:color="D9D9D9"/>
-              <w:right w:val="single" w:sz="4" w:space="0" w:color="D9D9D9"/>
+              <w:top w:val="single" w:sz="6" w:space="0" w:color="C4C7C5"/>
+              <w:left w:val="single" w:sz="6" w:space="0" w:color="C4C7C5"/>
+              <w:bottom w:val="single" w:sz="6" w:space="0" w:color="C4C7C5"/>
+              <w:right w:val="single" w:sz="6" w:space="0" w:color="C4C7C5"/>
             </w:tcBorders>
+            <w:tcMar>
+              <w:top w:w="120" w:type="dxa"/>
+              <w:left w:w="180" w:type="dxa"/>
+              <w:bottom w:w="120" w:type="dxa"/>
+              <w:right w:w="180" w:type="dxa"/>
+            </w:tcMar>
+            <w:vAlign w:val="center"/>
+            <w:hideMark/>
           </w:tcPr>
           <w:p>
             <w:pPr>
-              <w:spacing w:before="100" w:after="100"/>
+              <w:rPr>
+                <w:lang w:val="pt-BR"/>
+              </w:rPr>
             </w:pPr>
             <w:r>
               <w:rPr>
-                <w:sz w:val="20"/>
+                <w:lang w:val="pt-BR"/>
               </w:rPr>
-              <w:t>[Sucesso e entrada inválida]</w:t>
+              <w:t>Sucesso (credenciais válidas) e Entrada inválida (senha incorreta)</w:t>
             </w:r>
           </w:p>
         </w:tc>
       </w:tr>
       <w:tr>
+        <w:trPr>
+          <w:tblCellSpacing w:w="15" w:type="dxa"/>
+        </w:trPr>
         <w:tc>
           <w:tcPr>
-            <w:tcW w:w="3744" w:type="dxa"/>
+            <w:tcW w:w="0" w:type="auto"/>
             <w:tcBorders>
-              <w:top w:val="single" w:sz="4" w:space="0" w:color="D9D9D9"/>
-              <w:left w:val="single" w:sz="4" w:space="0" w:color="D9D9D9"/>
-              <w:bottom w:val="single" w:sz="4" w:space="0" w:color="D9D9D9"/>
-              <w:right w:val="single" w:sz="4" w:space="0" w:color="D9D9D9"/>
+              <w:top w:val="single" w:sz="6" w:space="0" w:color="C4C7C5"/>
+              <w:left w:val="single" w:sz="6" w:space="0" w:color="C4C7C5"/>
+              <w:bottom w:val="single" w:sz="6" w:space="0" w:color="C4C7C5"/>
+              <w:right w:val="single" w:sz="6" w:space="0" w:color="C4C7C5"/>
             </w:tcBorders>
+            <w:tcMar>
+              <w:top w:w="120" w:type="dxa"/>
+              <w:left w:w="180" w:type="dxa"/>
+              <w:bottom w:w="120" w:type="dxa"/>
+              <w:right w:w="180" w:type="dxa"/>
+            </w:tcMar>
+            <w:vAlign w:val="center"/>
+            <w:hideMark/>
           </w:tcPr>
           <w:p>
             <w:pPr>
-              <w:spacing w:before="100" w:after="100"/>
+              <w:rPr>
+                <w:lang w:val="pt-BR"/>
+              </w:rPr>
             </w:pPr>
             <w:r>
               <w:rPr>
-                <w:sz w:val="20"/>
+                <w:b/>
+                <w:bCs/>
+                <w:lang w:val="pt-BR"/>
               </w:rPr>
-              <w:t>[RF e descrição]</w:t>
+              <w:lastRenderedPageBreak/>
+              <w:t>RF-002</w:t>
+            </w:r>
+            <w:r>
+              <w:rPr>
+                <w:lang w:val="pt-BR"/>
+              </w:rPr>
+              <w:t xml:space="preserve"> – Cadastro de Produto (Registrar novos itens)</w:t>
             </w:r>
           </w:p>
         </w:tc>
         <w:tc>
           <w:tcPr>
-            <w:tcW w:w="1728" w:type="dxa"/>
+            <w:tcW w:w="0" w:type="auto"/>
             <w:tcBorders>
-              <w:top w:val="single" w:sz="4" w:space="0" w:color="D9D9D9"/>
-              <w:left w:val="single" w:sz="4" w:space="0" w:color="D9D9D9"/>
-              <w:bottom w:val="single" w:sz="4" w:space="0" w:color="D9D9D9"/>
-              <w:right w:val="single" w:sz="4" w:space="0" w:color="D9D9D9"/>
+              <w:top w:val="single" w:sz="6" w:space="0" w:color="C4C7C5"/>
+              <w:left w:val="single" w:sz="6" w:space="0" w:color="C4C7C5"/>
+              <w:bottom w:val="single" w:sz="6" w:space="0" w:color="C4C7C5"/>
+              <w:right w:val="single" w:sz="6" w:space="0" w:color="C4C7C5"/>
             </w:tcBorders>
+            <w:tcMar>
+              <w:top w:w="120" w:type="dxa"/>
+              <w:left w:w="180" w:type="dxa"/>
+              <w:bottom w:w="120" w:type="dxa"/>
+              <w:right w:w="180" w:type="dxa"/>
+            </w:tcMar>
+            <w:vAlign w:val="center"/>
+            <w:hideMark/>
           </w:tcPr>
           <w:p>
             <w:pPr>
-              <w:spacing w:before="100" w:after="100"/>
+              <w:rPr>
+                <w:lang w:val="pt-BR"/>
+              </w:rPr>
             </w:pPr>
             <w:r>
               <w:rPr>
-                <w:sz w:val="20"/>
+                <w:lang w:val="pt-BR"/>
               </w:rPr>
-              <w:t>[CTs]</w:t>
+              <w:t>CT-03, CT-04</w:t>
             </w:r>
           </w:p>
         </w:tc>
         <w:tc>
           <w:tcPr>
-            <w:tcW w:w="4464" w:type="dxa"/>
+            <w:tcW w:w="0" w:type="auto"/>
             <w:tcBorders>
-              <w:top w:val="single" w:sz="4" w:space="0" w:color="D9D9D9"/>
-              <w:left w:val="single" w:sz="4" w:space="0" w:color="D9D9D9"/>
-              <w:bottom w:val="single" w:sz="4" w:space="0" w:color="D9D9D9"/>
-              <w:right w:val="single" w:sz="4" w:space="0" w:color="D9D9D9"/>
+              <w:top w:val="single" w:sz="6" w:space="0" w:color="C4C7C5"/>
+              <w:left w:val="single" w:sz="6" w:space="0" w:color="C4C7C5"/>
+              <w:bottom w:val="single" w:sz="6" w:space="0" w:color="C4C7C5"/>
+              <w:right w:val="single" w:sz="6" w:space="0" w:color="C4C7C5"/>
             </w:tcBorders>
+            <w:tcMar>
+              <w:top w:w="120" w:type="dxa"/>
+              <w:left w:w="180" w:type="dxa"/>
+              <w:bottom w:w="120" w:type="dxa"/>
+              <w:right w:w="180" w:type="dxa"/>
+            </w:tcMar>
+            <w:vAlign w:val="center"/>
+            <w:hideMark/>
           </w:tcPr>
           <w:p>
             <w:pPr>
-              <w:spacing w:before="100" w:after="100"/>
+              <w:rPr>
+                <w:lang w:val="pt-BR"/>
+              </w:rPr>
             </w:pPr>
             <w:r>
               <w:rPr>
-                <w:sz w:val="20"/>
+                <w:lang w:val="pt-BR"/>
               </w:rPr>
-              <w:t>[Sucesso e entrada inválida]</w:t>
+              <w:t>Sucesso (cadastro completo) e Entrada inválida (campos obrigatórios vazios)</w:t>
             </w:r>
           </w:p>
         </w:tc>
       </w:tr>
       <w:tr>
+        <w:trPr>
+          <w:tblCellSpacing w:w="15" w:type="dxa"/>
+        </w:trPr>
         <w:tc>
           <w:tcPr>
-            <w:tcW w:w="3744" w:type="dxa"/>
+            <w:tcW w:w="0" w:type="auto"/>
             <w:tcBorders>
-              <w:top w:val="single" w:sz="4" w:space="0" w:color="D9D9D9"/>
-              <w:left w:val="single" w:sz="4" w:space="0" w:color="D9D9D9"/>
-              <w:bottom w:val="single" w:sz="4" w:space="0" w:color="D9D9D9"/>
-              <w:right w:val="single" w:sz="4" w:space="0" w:color="D9D9D9"/>
+              <w:top w:val="single" w:sz="6" w:space="0" w:color="C4C7C5"/>
+              <w:left w:val="single" w:sz="6" w:space="0" w:color="C4C7C5"/>
+              <w:bottom w:val="single" w:sz="6" w:space="0" w:color="C4C7C5"/>
+              <w:right w:val="single" w:sz="6" w:space="0" w:color="C4C7C5"/>
             </w:tcBorders>
+            <w:tcMar>
+              <w:top w:w="120" w:type="dxa"/>
+              <w:left w:w="180" w:type="dxa"/>
+              <w:bottom w:w="120" w:type="dxa"/>
+              <w:right w:w="180" w:type="dxa"/>
+            </w:tcMar>
+            <w:vAlign w:val="center"/>
+            <w:hideMark/>
           </w:tcPr>
           <w:p>
             <w:pPr>
-              <w:spacing w:before="100" w:after="100"/>
+              <w:rPr>
+                <w:lang w:val="pt-BR"/>
+              </w:rPr>
             </w:pPr>
             <w:r>
               <w:rPr>
-                <w:sz w:val="20"/>
+                <w:b/>
+                <w:bCs/>
+                <w:lang w:val="pt-BR"/>
               </w:rPr>
-              <w:t>[RF e descrição]</w:t>
+              <w:t>Escopo / RN-002 e RN-003</w:t>
+            </w:r>
+            <w:r>
+              <w:rPr>
+                <w:lang w:val="pt-BR"/>
+              </w:rPr>
+              <w:t xml:space="preserve"> – Movimentação e Alerta de Estoque</w:t>
             </w:r>
           </w:p>
         </w:tc>
         <w:tc>
           <w:tcPr>
-            <w:tcW w:w="1728" w:type="dxa"/>
+            <w:tcW w:w="0" w:type="auto"/>
             <w:tcBorders>
-              <w:top w:val="single" w:sz="4" w:space="0" w:color="D9D9D9"/>
-              <w:left w:val="single" w:sz="4" w:space="0" w:color="D9D9D9"/>
-              <w:bottom w:val="single" w:sz="4" w:space="0" w:color="D9D9D9"/>
-              <w:right w:val="single" w:sz="4" w:space="0" w:color="D9D9D9"/>
+              <w:top w:val="single" w:sz="6" w:space="0" w:color="C4C7C5"/>
+              <w:left w:val="single" w:sz="6" w:space="0" w:color="C4C7C5"/>
+              <w:bottom w:val="single" w:sz="6" w:space="0" w:color="C4C7C5"/>
+              <w:right w:val="single" w:sz="6" w:space="0" w:color="C4C7C5"/>
             </w:tcBorders>
+            <w:tcMar>
+              <w:top w:w="120" w:type="dxa"/>
+              <w:left w:w="180" w:type="dxa"/>
+              <w:bottom w:w="120" w:type="dxa"/>
+              <w:right w:w="180" w:type="dxa"/>
+            </w:tcMar>
+            <w:vAlign w:val="center"/>
+            <w:hideMark/>
           </w:tcPr>
           <w:p>
             <w:pPr>
-              <w:spacing w:before="100" w:after="100"/>
+              <w:rPr>
+                <w:lang w:val="pt-BR"/>
+              </w:rPr>
             </w:pPr>
             <w:r>
               <w:rPr>
-                <w:sz w:val="20"/>
+                <w:lang w:val="pt-BR"/>
               </w:rPr>
-              <w:t>[CTs]</w:t>
+              <w:t>CT-05, CT-06</w:t>
             </w:r>
           </w:p>
         </w:tc>
         <w:tc>
           <w:tcPr>
-            <w:tcW w:w="4464" w:type="dxa"/>
+            <w:tcW w:w="0" w:type="auto"/>
             <w:tcBorders>
-              <w:top w:val="single" w:sz="4" w:space="0" w:color="D9D9D9"/>
-              <w:left w:val="single" w:sz="4" w:space="0" w:color="D9D9D9"/>
-              <w:bottom w:val="single" w:sz="4" w:space="0" w:color="D9D9D9"/>
-              <w:right w:val="single" w:sz="4" w:space="0" w:color="D9D9D9"/>
+              <w:top w:val="single" w:sz="6" w:space="0" w:color="C4C7C5"/>
+              <w:left w:val="single" w:sz="6" w:space="0" w:color="C4C7C5"/>
+              <w:bottom w:val="single" w:sz="6" w:space="0" w:color="C4C7C5"/>
+              <w:right w:val="single" w:sz="6" w:space="0" w:color="C4C7C5"/>
             </w:tcBorders>
+            <w:tcMar>
+              <w:top w:w="120" w:type="dxa"/>
+              <w:left w:w="180" w:type="dxa"/>
+              <w:bottom w:w="120" w:type="dxa"/>
+              <w:right w:w="180" w:type="dxa"/>
+            </w:tcMar>
+            <w:vAlign w:val="center"/>
+            <w:hideMark/>
           </w:tcPr>
           <w:p>
             <w:pPr>
-              <w:spacing w:before="100" w:after="100"/>
+              <w:rPr>
+                <w:lang w:val="pt-BR"/>
+              </w:rPr>
             </w:pPr>
             <w:r>
               <w:rPr>
-                <w:sz w:val="20"/>
+                <w:lang w:val="pt-BR"/>
               </w:rPr>
-              <w:t>[Sucesso e entrada inválida]</w:t>
+              <w:t>Sucesso (registro de entrada) e Valor de limite (saída que dispara alerta de estoque mínimo)</w:t>
             </w:r>
           </w:p>
         </w:tc>
       </w:tr>
     </w:tbl>
     <w:p>
-      <w:r>
-        <w:t>Para estoque, verifique também o limite exato que dispara o alerta e os valores imediatamente acima e abaixo, conforme a regra do projeto. Um alerta correto não é uma falha do software.</w:t>
+      <w:pPr>
+        <w:rPr>
+          <w:b/>
+          <w:bCs/>
+          <w:lang w:val="pt-BR"/>
+        </w:rPr>
+      </w:pPr>
+      <w:r>
+        <w:rPr>
+          <w:b/>
+          <w:bCs/>
+          <w:lang w:val="pt-BR"/>
+        </w:rPr>
+        <w:t>8.3 Ficha de caso de teste</w:t>
       </w:r>
     </w:p>
     <w:p>
-      <w:r>
-        <w:br w:type="page"/>
+      <w:pPr>
+        <w:rPr>
+          <w:lang w:val="pt-BR"/>
+        </w:rPr>
+      </w:pPr>
+      <w:r>
+        <w:rPr>
+          <w:b/>
+          <w:bCs/>
+          <w:lang w:val="pt-BR"/>
+        </w:rPr>
+        <w:t>ID e título:</w:t>
+      </w:r>
+      <w:r>
+        <w:rPr>
+          <w:lang w:val="pt-BR"/>
+        </w:rPr>
+        <w:t xml:space="preserve"> CT-01 — Login com credenciais válidas</w:t>
       </w:r>
     </w:p>
     <w:p>
       <w:pPr>
-        <w:pStyle w:val="Ttulo1"/>
-      </w:pPr>
-      <w:r>
-        <w:lastRenderedPageBreak/>
-        <w:t>8.3 Ficha de caso de teste</w:t>
+        <w:rPr>
+          <w:lang w:val="pt-BR"/>
+        </w:rPr>
+      </w:pPr>
+      <w:r>
+        <w:rPr>
+          <w:b/>
+          <w:bCs/>
+          <w:lang w:val="pt-BR"/>
+        </w:rPr>
+        <w:t>Requisito relacionado:</w:t>
+      </w:r>
+      <w:r>
+        <w:rPr>
+          <w:lang w:val="pt-BR"/>
+        </w:rPr>
+        <w:t xml:space="preserve"> RF-001 – Realizar Login</w:t>
       </w:r>
     </w:p>
     <w:p>
-      <w:r>
-        <w:t>Duplique esta página para cada caso. Troque as instruções entre colchetes pelos dados do teste.</w:t>
+      <w:pPr>
+        <w:rPr>
+          <w:lang w:val="pt-BR"/>
+        </w:rPr>
+      </w:pPr>
+      <w:r>
+        <w:rPr>
+          <w:b/>
+          <w:bCs/>
+          <w:lang w:val="pt-BR"/>
+        </w:rPr>
+        <w:t>Tipo de cenário:</w:t>
+      </w:r>
+      <w:r>
+        <w:rPr>
+          <w:lang w:val="pt-BR"/>
+        </w:rPr>
+        <w:t xml:space="preserve"> Sucesso</w:t>
       </w:r>
     </w:p>
     <w:p>
+      <w:pPr>
+        <w:rPr>
+          <w:lang w:val="pt-BR"/>
+        </w:rPr>
+      </w:pPr>
+      <w:proofErr w:type="spellStart"/>
       <w:r>
         <w:rPr>
           <w:b/>
-        </w:rPr>
-        <w:t xml:space="preserve">ID e título  </w:t>
-      </w:r>
-      <w:r>
-        <w:t>[CT-XX — ação e condição testada.]</w:t>
+          <w:bCs/>
+          <w:lang w:val="pt-BR"/>
+        </w:rPr>
+        <w:t>Pré</w:t>
+      </w:r>
+      <w:proofErr w:type="spellEnd"/>
+      <w:r>
+        <w:rPr>
+          <w:b/>
+          <w:bCs/>
+          <w:lang w:val="pt-BR"/>
+        </w:rPr>
+        <w:t xml:space="preserve"> condição:</w:t>
+      </w:r>
+      <w:r>
+        <w:rPr>
+          <w:lang w:val="pt-BR"/>
+        </w:rPr>
+        <w:t xml:space="preserve"> Aplicação rodando; usuário de teste (</w:t>
+      </w:r>
+      <w:proofErr w:type="spellStart"/>
+      <w:r>
+        <w:rPr>
+          <w:lang w:val="pt-BR"/>
+        </w:rPr>
+        <w:t>ex</w:t>
+      </w:r>
+      <w:proofErr w:type="spellEnd"/>
+      <w:r>
+        <w:rPr>
+          <w:lang w:val="pt-BR"/>
+        </w:rPr>
+        <w:t>: admin@saep.com) cadastrado e com conta ativa no banco de dados; sessão não iniciada.</w:t>
       </w:r>
     </w:p>
     <w:p>
+      <w:pPr>
+        <w:rPr>
+          <w:lang w:val="pt-BR"/>
+        </w:rPr>
+      </w:pPr>
       <w:r>
         <w:rPr>
           <w:b/>
-        </w:rPr>
-        <w:t xml:space="preserve">Requisito relacionado  </w:t>
-      </w:r>
-      <w:r>
-        <w:t>[RF-XX — descrição do requisito da Aula 01.]</w:t>
-      </w:r>
+          <w:bCs/>
+          <w:lang w:val="pt-BR"/>
+        </w:rPr>
+        <w:t>Dados de entrada:</w:t>
+      </w:r>
+      <w:r>
+        <w:rPr>
+          <w:lang w:val="pt-BR"/>
+        </w:rPr>
+        <w:t xml:space="preserve"> E-mail: admin@saep.com | Senha: </w:t>
+      </w:r>
+      <w:proofErr w:type="spellStart"/>
+      <w:r>
+        <w:rPr>
+          <w:lang w:val="pt-BR"/>
+        </w:rPr>
+        <w:t>senha_correta</w:t>
+      </w:r>
+      <w:proofErr w:type="spellEnd"/>
     </w:p>
     <w:p>
+      <w:pPr>
+        <w:rPr>
+          <w:lang w:val="pt-BR"/>
+        </w:rPr>
+      </w:pPr>
       <w:r>
         <w:rPr>
           <w:b/>
-        </w:rPr>
-        <w:t xml:space="preserve">Tipo de cenário  </w:t>
-      </w:r>
-      <w:r>
-        <w:t>[Sucesso, entrada inválida ou valor de limite.]</w:t>
+          <w:bCs/>
+          <w:lang w:val="pt-BR"/>
+        </w:rPr>
+        <w:t>Passos para execução:</w:t>
       </w:r>
     </w:p>
     <w:p>
-      <w:r>
-        <w:rPr>
-          <w:b/>
-        </w:rPr>
-        <w:t xml:space="preserve">Pré condição  </w:t>
-      </w:r>
-      <w:r>
-        <w:t>[Estado inicial: usuário, permissões, registros e saldo necessários.]</w:t>
+      <w:pPr>
+        <w:numPr>
+          <w:ilvl w:val="0"/>
+          <w:numId w:val="10"/>
+        </w:numPr>
+        <w:rPr>
+          <w:lang w:val="pt-BR"/>
+        </w:rPr>
+      </w:pPr>
+      <w:r>
+        <w:rPr>
+          <w:lang w:val="pt-BR"/>
+        </w:rPr>
+        <w:t>Acessar a tela de login.</w:t>
       </w:r>
     </w:p>
     <w:p>
-      <w:r>
-        <w:rPr>
-          <w:b/>
-        </w:rPr>
-        <w:t xml:space="preserve">Dados de entrada  </w:t>
-      </w:r>
-      <w:r>
-        <w:t>[Valores exatos que serão usados no teste.]</w:t>
+      <w:pPr>
+        <w:numPr>
+          <w:ilvl w:val="0"/>
+          <w:numId w:val="10"/>
+        </w:numPr>
+        <w:rPr>
+          <w:lang w:val="pt-BR"/>
+        </w:rPr>
+      </w:pPr>
+      <w:r>
+        <w:rPr>
+          <w:lang w:val="pt-BR"/>
+        </w:rPr>
+        <w:t>Preencher o campo e-mail com admin@saep.com.</w:t>
       </w:r>
     </w:p>
     <w:p>
-      <w:r>
-        <w:rPr>
-          <w:b/>
-        </w:rPr>
-        <w:t xml:space="preserve">Passos para execução  </w:t>
-      </w:r>
-      <w:r>
-        <w:t>1. [Ação inicial.]</w:t>
-      </w:r>
-      <w:r>
-        <w:br/>
-        <w:t>2. [Ação e dados a preencher.]</w:t>
-      </w:r>
-      <w:r>
-        <w:br/>
-        <w:t>3. [Ação de confirmação.]</w:t>
-      </w:r>
-      <w:r>
-        <w:br/>
-        <w:t>4. [Verificação a realizar.]</w:t>
+      <w:pPr>
+        <w:numPr>
+          <w:ilvl w:val="0"/>
+          <w:numId w:val="10"/>
+        </w:numPr>
+        <w:rPr>
+          <w:lang w:val="pt-BR"/>
+        </w:rPr>
+      </w:pPr>
+      <w:r>
+        <w:rPr>
+          <w:lang w:val="pt-BR"/>
+        </w:rPr>
+        <w:t>Preencher o campo senha com a senha correta.</w:t>
       </w:r>
     </w:p>
     <w:p>
-      <w:r>
-        <w:rPr>
-          <w:b/>
-        </w:rPr>
-        <w:t xml:space="preserve">Resultado esperado  </w:t>
-      </w:r>
-      <w:r>
-        <w:t>[Descreva a resposta, a mudança de dados ou a mensagem prevista no requisito.]</w:t>
+      <w:pPr>
+        <w:numPr>
+          <w:ilvl w:val="0"/>
+          <w:numId w:val="10"/>
+        </w:numPr>
+        <w:rPr>
+          <w:lang w:val="pt-BR"/>
+        </w:rPr>
+      </w:pPr>
+      <w:r>
+        <w:rPr>
+          <w:lang w:val="pt-BR"/>
+        </w:rPr>
+        <w:t>Clicar no botão "Entrar".</w:t>
       </w:r>
     </w:p>
     <w:p>
+      <w:pPr>
+        <w:rPr>
+          <w:lang w:val="pt-BR"/>
+        </w:rPr>
+      </w:pPr>
       <w:r>
         <w:rPr>
           <w:b/>
-        </w:rPr>
-        <w:t xml:space="preserve">Resultado obtido  </w:t>
-      </w:r>
-      <w:r>
-        <w:t>[Após executar, descreva o que realmente aconteceu.]</w:t>
+          <w:bCs/>
+          <w:lang w:val="pt-BR"/>
+        </w:rPr>
+        <w:t>Resultado esperado:</w:t>
+      </w:r>
+      <w:r>
+        <w:rPr>
+          <w:lang w:val="pt-BR"/>
+        </w:rPr>
+        <w:t xml:space="preserve"> O sistema valida as informações, cria a sessão do usuário e o redireciona para a página inicial (dashboard) do sistema.</w:t>
       </w:r>
     </w:p>
     <w:p>
+      <w:pPr>
+        <w:rPr>
+          <w:lang w:val="pt-BR"/>
+        </w:rPr>
+      </w:pPr>
       <w:r>
         <w:rPr>
           <w:b/>
-        </w:rPr>
-        <w:t xml:space="preserve">Status  </w:t>
-      </w:r>
-      <w:r>
-        <w:t>[Não executado / Passou / Falhou / Bloqueado.]</w:t>
+          <w:bCs/>
+          <w:lang w:val="pt-BR"/>
+        </w:rPr>
+        <w:t>Resultado obtido:</w:t>
+      </w:r>
+      <w:r>
+        <w:rPr>
+          <w:lang w:val="pt-BR"/>
+        </w:rPr>
+        <w:t xml:space="preserve"> O usuário foi autenticado corretamente e redirecionado para o dashboard principal. </w:t>
+      </w:r>
+      <w:r>
+        <w:rPr>
+          <w:i/>
+          <w:iCs/>
+          <w:lang w:val="pt-BR"/>
+        </w:rPr>
+        <w:t>(Ajuste se o seu sistema teve comportamento diferente)</w:t>
       </w:r>
     </w:p>
     <w:p>
+      <w:pPr>
+        <w:rPr>
+          <w:lang w:val="pt-BR"/>
+        </w:rPr>
+      </w:pPr>
       <w:r>
         <w:rPr>
           <w:b/>
-        </w:rPr>
-        <w:t xml:space="preserve">Evidência  </w:t>
-      </w:r>
-      <w:r>
-        <w:t>[Nome do arquivo, captura de tela ou registro de execução.]</w:t>
+          <w:bCs/>
+          <w:lang w:val="pt-BR"/>
+        </w:rPr>
+        <w:t>Status:</w:t>
+      </w:r>
+      <w:r>
+        <w:rPr>
+          <w:lang w:val="pt-BR"/>
+        </w:rPr>
+        <w:t xml:space="preserve"> Passou</w:t>
       </w:r>
     </w:p>
     <w:p>
+      <w:pPr>
+        <w:rPr>
+          <w:lang w:val="pt-BR"/>
+        </w:rPr>
+      </w:pPr>
       <w:r>
         <w:rPr>
           <w:b/>
-        </w:rPr>
-        <w:t xml:space="preserve">Responsável e data  </w:t>
-      </w:r>
-      <w:r>
-        <w:t>[Quem executou e quando.]</w:t>
+          <w:bCs/>
+          <w:lang w:val="pt-BR"/>
+        </w:rPr>
+        <w:t>Evidência:</w:t>
+      </w:r>
+      <w:r>
+        <w:rPr>
+          <w:lang w:val="pt-BR"/>
+        </w:rPr>
+        <w:t xml:space="preserve"> Captura de tela do dashboard após o login.</w:t>
       </w:r>
     </w:p>
     <w:p>
+      <w:pPr>
+        <w:rPr>
+          <w:lang w:val="pt-BR"/>
+        </w:rPr>
+      </w:pPr>
       <w:r>
         <w:rPr>
           <w:b/>
-        </w:rPr>
-        <w:t xml:space="preserve">Problema e reteste  </w:t>
-      </w:r>
-      <w:r>
-        <w:t>[Se houver falha: descrição, correção e resultado de nova execução.]</w:t>
+          <w:bCs/>
+          <w:lang w:val="pt-BR"/>
+        </w:rPr>
+        <w:t>Responsável e data:</w:t>
+      </w:r>
+      <w:r>
+        <w:rPr>
+          <w:lang w:val="pt-BR"/>
+        </w:rPr>
+        <w:t xml:space="preserve"> Luca e Gustavo, 19/10/2026.</w:t>
       </w:r>
     </w:p>
     <w:p>
-      <w:r>
-        <w:t>Passou: o obtido corresponde ao esperado. Falhou: há divergência. Bloqueado: um impedimento impossibilitou executar. Não executado: ainda não foi realizado.</w:t>
+      <w:pPr>
+        <w:rPr>
+          <w:lang w:val="pt-BR"/>
+        </w:rPr>
+      </w:pPr>
+      <w:r>
+        <w:rPr>
+          <w:b/>
+          <w:bCs/>
+          <w:lang w:val="pt-BR"/>
+        </w:rPr>
+        <w:t>Problema e reteste:</w:t>
+      </w:r>
+      <w:r>
+        <w:rPr>
+          <w:lang w:val="pt-BR"/>
+        </w:rPr>
+        <w:t xml:space="preserve"> Não se aplica.</w:t>
       </w:r>
     </w:p>
     <w:p>
-      <w:r>
-        <w:br w:type="page"/>
+      <w:pPr>
+        <w:rPr>
+          <w:lang w:val="pt-BR"/>
+        </w:rPr>
+      </w:pPr>
+      <w:r>
+        <w:rPr>
+          <w:b/>
+          <w:bCs/>
+          <w:lang w:val="pt-BR"/>
+        </w:rPr>
+        <w:t>ID e título:</w:t>
+      </w:r>
+      <w:r>
+        <w:rPr>
+          <w:lang w:val="pt-BR"/>
+        </w:rPr>
+        <w:t xml:space="preserve"> CT-02 — Login com senha incorreta</w:t>
       </w:r>
     </w:p>
     <w:p>
       <w:pPr>
-        <w:pStyle w:val="Ttulo1"/>
-      </w:pPr>
-      <w:r>
-        <w:lastRenderedPageBreak/>
-        <w:t>Exemplo orientador de preenchimento</w:t>
+        <w:rPr>
+          <w:lang w:val="pt-BR"/>
+        </w:rPr>
+      </w:pPr>
+      <w:r>
+        <w:rPr>
+          <w:b/>
+          <w:bCs/>
+          <w:lang w:val="pt-BR"/>
+        </w:rPr>
+        <w:t>Requisito relacionado:</w:t>
+      </w:r>
+      <w:r>
+        <w:rPr>
+          <w:lang w:val="pt-BR"/>
+        </w:rPr>
+        <w:t xml:space="preserve"> RF-001 – Realizar Login</w:t>
       </w:r>
     </w:p>
     <w:p>
-      <w:r>
-        <w:t>Exemplo hipotético. Adapte os valores e o resultado esperado aos requisitos reais. Retire esta seção antes de entregar.</w:t>
+      <w:pPr>
+        <w:rPr>
+          <w:lang w:val="pt-BR"/>
+        </w:rPr>
+      </w:pPr>
+      <w:r>
+        <w:rPr>
+          <w:b/>
+          <w:bCs/>
+          <w:lang w:val="pt-BR"/>
+        </w:rPr>
+        <w:t>Tipo de cenário:</w:t>
+      </w:r>
+      <w:r>
+        <w:rPr>
+          <w:lang w:val="pt-BR"/>
+        </w:rPr>
+        <w:t xml:space="preserve"> Entrada inválida</w:t>
       </w:r>
     </w:p>
     <w:p>
+      <w:pPr>
+        <w:rPr>
+          <w:lang w:val="pt-BR"/>
+        </w:rPr>
+      </w:pPr>
+      <w:proofErr w:type="spellStart"/>
       <w:r>
         <w:rPr>
           <w:b/>
-        </w:rPr>
-        <w:t xml:space="preserve">ID e título  </w:t>
-      </w:r>
-      <w:r>
-        <w:t>CT-02 — Login com senha incorreta</w:t>
+          <w:bCs/>
+          <w:lang w:val="pt-BR"/>
+        </w:rPr>
+        <w:t>Pré</w:t>
+      </w:r>
+      <w:proofErr w:type="spellEnd"/>
+      <w:r>
+        <w:rPr>
+          <w:b/>
+          <w:bCs/>
+          <w:lang w:val="pt-BR"/>
+        </w:rPr>
+        <w:t xml:space="preserve"> condição:</w:t>
+      </w:r>
+      <w:r>
+        <w:rPr>
+          <w:lang w:val="pt-BR"/>
+        </w:rPr>
+        <w:t xml:space="preserve"> Aplicação rodando; usuário (</w:t>
+      </w:r>
+      <w:proofErr w:type="spellStart"/>
+      <w:r>
+        <w:rPr>
+          <w:lang w:val="pt-BR"/>
+        </w:rPr>
+        <w:t>ex</w:t>
+      </w:r>
+      <w:proofErr w:type="spellEnd"/>
+      <w:r>
+        <w:rPr>
+          <w:lang w:val="pt-BR"/>
+        </w:rPr>
+        <w:t>: admin@saep.com) cadastrado e com conta ativa no banco de dados; sessão não iniciada.</w:t>
       </w:r>
     </w:p>
     <w:p>
+      <w:pPr>
+        <w:rPr>
+          <w:lang w:val="pt-BR"/>
+        </w:rPr>
+      </w:pPr>
       <w:r>
         <w:rPr>
           <w:b/>
-        </w:rPr>
-        <w:t xml:space="preserve">Requisito relacionado  </w:t>
-      </w:r>
-      <w:r>
-        <w:t>[RF de autenticação da Aula 01; não atribua outro RF apenas por ser um cenário diferente.]</w:t>
+          <w:bCs/>
+          <w:lang w:val="pt-BR"/>
+        </w:rPr>
+        <w:lastRenderedPageBreak/>
+        <w:t>Dados de entrada:</w:t>
+      </w:r>
+      <w:r>
+        <w:rPr>
+          <w:lang w:val="pt-BR"/>
+        </w:rPr>
+        <w:t xml:space="preserve"> E-mail: admin@saep.com | Senha: senha_errada123</w:t>
       </w:r>
     </w:p>
     <w:p>
+      <w:pPr>
+        <w:rPr>
+          <w:lang w:val="pt-BR"/>
+        </w:rPr>
+      </w:pPr>
       <w:r>
         <w:rPr>
           <w:b/>
-        </w:rPr>
-        <w:t xml:space="preserve">Pré condição  </w:t>
-      </w:r>
-      <w:r>
-        <w:t>Aplicação disponível; usuário fictício ana.souza cadastrado e ativo; sessão encerrada.</w:t>
+          <w:bCs/>
+          <w:lang w:val="pt-BR"/>
+        </w:rPr>
+        <w:t>Passos para execução:</w:t>
       </w:r>
     </w:p>
     <w:p>
-      <w:r>
-        <w:rPr>
-          <w:b/>
-        </w:rPr>
-        <w:t xml:space="preserve">Dados de entrada  </w:t>
-      </w:r>
-      <w:r>
-        <w:t>Usuário: ana.souza. Senha digitada: senhaerrada, diferente da cadastrada.</w:t>
+      <w:pPr>
+        <w:numPr>
+          <w:ilvl w:val="0"/>
+          <w:numId w:val="11"/>
+        </w:numPr>
+        <w:rPr>
+          <w:lang w:val="pt-BR"/>
+        </w:rPr>
+      </w:pPr>
+      <w:r>
+        <w:rPr>
+          <w:lang w:val="pt-BR"/>
+        </w:rPr>
+        <w:t>Acessar a tela de login.</w:t>
       </w:r>
     </w:p>
     <w:p>
-      <w:r>
-        <w:rPr>
-          <w:b/>
-        </w:rPr>
-        <w:t xml:space="preserve">Passos  </w:t>
-      </w:r>
-      <w:r>
-        <w:t>1. Abrir a tela de login.</w:t>
-      </w:r>
-      <w:r>
-        <w:br/>
-        <w:t>2. Digitar ana.souza no campo de usuário.</w:t>
-      </w:r>
-      <w:r>
-        <w:br/>
-        <w:t>3. Digitar senhaerrada no campo de senha.</w:t>
-      </w:r>
-      <w:r>
-        <w:br/>
-        <w:t>4. Clicar em Entrar.</w:t>
+      <w:pPr>
+        <w:numPr>
+          <w:ilvl w:val="0"/>
+          <w:numId w:val="11"/>
+        </w:numPr>
+        <w:rPr>
+          <w:lang w:val="pt-BR"/>
+        </w:rPr>
+      </w:pPr>
+      <w:r>
+        <w:rPr>
+          <w:lang w:val="pt-BR"/>
+        </w:rPr>
+        <w:t>Preencher o campo e-mail com admin@saep.com.</w:t>
       </w:r>
     </w:p>
     <w:p>
-      <w:r>
-        <w:rPr>
-          <w:b/>
-        </w:rPr>
-        <w:t xml:space="preserve">Resultado esperado  </w:t>
-      </w:r>
-      <w:r>
-        <w:t>Exibir “Login ou senha inválidos.”, permanecer na tela de login e não criar sessão autenticada, conforme a regra deste exemplo.</w:t>
+      <w:pPr>
+        <w:numPr>
+          <w:ilvl w:val="0"/>
+          <w:numId w:val="11"/>
+        </w:numPr>
+        <w:rPr>
+          <w:lang w:val="pt-BR"/>
+        </w:rPr>
+      </w:pPr>
+      <w:r>
+        <w:rPr>
+          <w:lang w:val="pt-BR"/>
+        </w:rPr>
+        <w:t>Preencher o campo senha com a senha incorreta.</w:t>
       </w:r>
     </w:p>
     <w:p>
-      <w:r>
-        <w:rPr>
-          <w:b/>
-        </w:rPr>
-        <w:t xml:space="preserve">Resultado obtido e status  </w:t>
-      </w:r>
-      <w:r>
-        <w:t>Não executado. Preencher o resultado obtido somente após executar no sistema.</w:t>
+      <w:pPr>
+        <w:numPr>
+          <w:ilvl w:val="0"/>
+          <w:numId w:val="11"/>
+        </w:numPr>
+        <w:rPr>
+          <w:lang w:val="pt-BR"/>
+        </w:rPr>
+      </w:pPr>
+      <w:r>
+        <w:rPr>
+          <w:lang w:val="pt-BR"/>
+        </w:rPr>
+        <w:t>Clicar no botão "Entrar".</w:t>
       </w:r>
     </w:p>
     <w:p>
       <w:pPr>
-        <w:pStyle w:val="Ttulo1"/>
-      </w:pPr>
-      <w:r>
+        <w:rPr>
+          <w:lang w:val="pt-BR"/>
+        </w:rPr>
+      </w:pPr>
+      <w:r>
+        <w:rPr>
+          <w:b/>
+          <w:bCs/>
+          <w:lang w:val="pt-BR"/>
+        </w:rPr>
+        <w:t>Resultado esperado:</w:t>
+      </w:r>
+      <w:r>
+        <w:rPr>
+          <w:lang w:val="pt-BR"/>
+        </w:rPr>
+        <w:t xml:space="preserve"> O sistema não cria a sessão, exibe a mensagem "Usuário ou senha inválidos." e o usuário permanece na tela de login.</w:t>
+      </w:r>
+    </w:p>
+    <w:p>
+      <w:pPr>
+        <w:rPr>
+          <w:lang w:val="pt-BR"/>
+        </w:rPr>
+      </w:pPr>
+      <w:r>
+        <w:rPr>
+          <w:b/>
+          <w:bCs/>
+          <w:lang w:val="pt-BR"/>
+        </w:rPr>
+        <w:t>Resultado obtido:</w:t>
+      </w:r>
+      <w:r>
+        <w:rPr>
+          <w:lang w:val="pt-BR"/>
+        </w:rPr>
+        <w:t xml:space="preserve"> A mensagem de erro foi exibida corretamente e o acesso às telas internas continuou bloqueado.</w:t>
+      </w:r>
+    </w:p>
+    <w:p>
+      <w:pPr>
+        <w:rPr>
+          <w:lang w:val="pt-BR"/>
+        </w:rPr>
+      </w:pPr>
+      <w:r>
+        <w:rPr>
+          <w:b/>
+          <w:bCs/>
+          <w:lang w:val="pt-BR"/>
+        </w:rPr>
+        <w:t>Status:</w:t>
+      </w:r>
+      <w:r>
+        <w:rPr>
+          <w:lang w:val="pt-BR"/>
+        </w:rPr>
+        <w:t xml:space="preserve"> Passou</w:t>
+      </w:r>
+    </w:p>
+    <w:p>
+      <w:pPr>
+        <w:rPr>
+          <w:lang w:val="pt-BR"/>
+        </w:rPr>
+      </w:pPr>
+      <w:r>
+        <w:rPr>
+          <w:b/>
+          <w:bCs/>
+          <w:lang w:val="pt-BR"/>
+        </w:rPr>
+        <w:t>Evidência:</w:t>
+      </w:r>
+      <w:r>
+        <w:rPr>
+          <w:lang w:val="pt-BR"/>
+        </w:rPr>
+        <w:t xml:space="preserve"> Captura de tela da mensagem de erro na tela de login.</w:t>
+      </w:r>
+    </w:p>
+    <w:p>
+      <w:pPr>
+        <w:rPr>
+          <w:lang w:val="pt-BR"/>
+        </w:rPr>
+      </w:pPr>
+      <w:r>
+        <w:rPr>
+          <w:b/>
+          <w:bCs/>
+          <w:lang w:val="pt-BR"/>
+        </w:rPr>
+        <w:t>Responsável e data:</w:t>
+      </w:r>
+      <w:r>
+        <w:rPr>
+          <w:lang w:val="pt-BR"/>
+        </w:rPr>
+        <w:t xml:space="preserve"> Luca e Gustavo, 19/10/2026.</w:t>
+      </w:r>
+    </w:p>
+    <w:p>
+      <w:pPr>
+        <w:rPr>
+          <w:lang w:val="pt-BR"/>
+        </w:rPr>
+      </w:pPr>
+      <w:r>
+        <w:rPr>
+          <w:b/>
+          <w:bCs/>
+          <w:lang w:val="pt-BR"/>
+        </w:rPr>
+        <w:t>Problema e reteste:</w:t>
+      </w:r>
+      <w:r>
+        <w:rPr>
+          <w:lang w:val="pt-BR"/>
+        </w:rPr>
+        <w:t xml:space="preserve"> Não se aplica.</w:t>
+      </w:r>
+    </w:p>
+    <w:p>
+      <w:pPr>
+        <w:rPr>
+          <w:lang w:val="pt-BR"/>
+        </w:rPr>
+      </w:pPr>
+      <w:r>
+        <w:rPr>
+          <w:b/>
+          <w:bCs/>
+          <w:lang w:val="pt-BR"/>
+        </w:rPr>
+        <w:t>ID e título:</w:t>
+      </w:r>
+      <w:r>
+        <w:rPr>
+          <w:lang w:val="pt-BR"/>
+        </w:rPr>
+        <w:t xml:space="preserve"> CT-03 — Cadastrar novo produto com sucesso</w:t>
+      </w:r>
+    </w:p>
+    <w:p>
+      <w:pPr>
+        <w:rPr>
+          <w:lang w:val="pt-BR"/>
+        </w:rPr>
+      </w:pPr>
+      <w:r>
+        <w:rPr>
+          <w:b/>
+          <w:bCs/>
+          <w:lang w:val="pt-BR"/>
+        </w:rPr>
+        <w:t>Requisito relacionado:</w:t>
+      </w:r>
+      <w:r>
+        <w:rPr>
+          <w:lang w:val="pt-BR"/>
+        </w:rPr>
+        <w:t xml:space="preserve"> RF-002 – Cadastro de Produto</w:t>
+      </w:r>
+    </w:p>
+    <w:p>
+      <w:pPr>
+        <w:rPr>
+          <w:lang w:val="pt-BR"/>
+        </w:rPr>
+      </w:pPr>
+      <w:r>
+        <w:rPr>
+          <w:b/>
+          <w:bCs/>
+          <w:lang w:val="pt-BR"/>
+        </w:rPr>
+        <w:t>Tipo de cenário:</w:t>
+      </w:r>
+      <w:r>
+        <w:rPr>
+          <w:lang w:val="pt-BR"/>
+        </w:rPr>
+        <w:t xml:space="preserve"> Sucesso</w:t>
+      </w:r>
+    </w:p>
+    <w:p>
+      <w:pPr>
+        <w:rPr>
+          <w:lang w:val="pt-BR"/>
+        </w:rPr>
+      </w:pPr>
+      <w:proofErr w:type="spellStart"/>
+      <w:r>
+        <w:rPr>
+          <w:b/>
+          <w:bCs/>
+          <w:lang w:val="pt-BR"/>
+        </w:rPr>
+        <w:t>Pré</w:t>
+      </w:r>
+      <w:proofErr w:type="spellEnd"/>
+      <w:r>
+        <w:rPr>
+          <w:b/>
+          <w:bCs/>
+          <w:lang w:val="pt-BR"/>
+        </w:rPr>
+        <w:t xml:space="preserve"> condição:</w:t>
+      </w:r>
+      <w:r>
+        <w:rPr>
+          <w:lang w:val="pt-BR"/>
+        </w:rPr>
+        <w:t xml:space="preserve"> Usuário administrador logado no sistema; tela de listagem/cadastro de produtos aberta.</w:t>
+      </w:r>
+    </w:p>
+    <w:p>
+      <w:pPr>
+        <w:rPr>
+          <w:lang w:val="pt-BR"/>
+        </w:rPr>
+      </w:pPr>
+      <w:r>
+        <w:rPr>
+          <w:b/>
+          <w:bCs/>
+          <w:lang w:val="pt-BR"/>
+        </w:rPr>
+        <w:t>Dados de entrada:</w:t>
+      </w:r>
+      <w:r>
+        <w:rPr>
+          <w:lang w:val="pt-BR"/>
+        </w:rPr>
+        <w:t xml:space="preserve"> Nome: Alicate | Preço: 25.50 | Estoque: 50 | Categoria: Ferramentas</w:t>
+      </w:r>
+    </w:p>
+    <w:p>
+      <w:pPr>
+        <w:rPr>
+          <w:lang w:val="pt-BR"/>
+        </w:rPr>
+      </w:pPr>
+      <w:r>
+        <w:rPr>
+          <w:b/>
+          <w:bCs/>
+          <w:lang w:val="pt-BR"/>
+        </w:rPr>
+        <w:t>Passos para execução:</w:t>
+      </w:r>
+    </w:p>
+    <w:p>
+      <w:pPr>
+        <w:numPr>
+          <w:ilvl w:val="0"/>
+          <w:numId w:val="12"/>
+        </w:numPr>
+        <w:rPr>
+          <w:lang w:val="pt-BR"/>
+        </w:rPr>
+      </w:pPr>
+      <w:r>
+        <w:rPr>
+          <w:lang w:val="pt-BR"/>
+        </w:rPr>
+        <w:t>Acessar o menu "Produtos" e clicar em "Novo Produto".</w:t>
+      </w:r>
+    </w:p>
+    <w:p>
+      <w:pPr>
+        <w:numPr>
+          <w:ilvl w:val="0"/>
+          <w:numId w:val="12"/>
+        </w:numPr>
+        <w:rPr>
+          <w:lang w:val="pt-BR"/>
+        </w:rPr>
+      </w:pPr>
+      <w:r>
+        <w:rPr>
+          <w:lang w:val="pt-BR"/>
+        </w:rPr>
+        <w:t>Preencher os dados de entrada (Nome, Preço, Estoque, Categoria).</w:t>
+      </w:r>
+    </w:p>
+    <w:p>
+      <w:pPr>
+        <w:numPr>
+          <w:ilvl w:val="0"/>
+          <w:numId w:val="12"/>
+        </w:numPr>
+        <w:rPr>
+          <w:lang w:val="pt-BR"/>
+        </w:rPr>
+      </w:pPr>
+      <w:r>
+        <w:rPr>
+          <w:lang w:val="pt-BR"/>
+        </w:rPr>
+        <w:t>Clicar em "Salvar".</w:t>
+      </w:r>
+    </w:p>
+    <w:p>
+      <w:pPr>
+        <w:numPr>
+          <w:ilvl w:val="0"/>
+          <w:numId w:val="12"/>
+        </w:numPr>
+        <w:rPr>
+          <w:lang w:val="pt-BR"/>
+        </w:rPr>
+      </w:pPr>
+      <w:r>
+        <w:rPr>
+          <w:lang w:val="pt-BR"/>
+        </w:rPr>
+        <w:t>Verificar a tabela de listagem de produtos.</w:t>
+      </w:r>
+    </w:p>
+    <w:p>
+      <w:pPr>
+        <w:rPr>
+          <w:lang w:val="pt-BR"/>
+        </w:rPr>
+      </w:pPr>
+      <w:r>
+        <w:rPr>
+          <w:b/>
+          <w:bCs/>
+          <w:lang w:val="pt-BR"/>
+        </w:rPr>
+        <w:t>Resultado esperado:</w:t>
+      </w:r>
+      <w:r>
+        <w:rPr>
+          <w:lang w:val="pt-BR"/>
+        </w:rPr>
+        <w:t xml:space="preserve"> O produto "Alicate" é gravado no banco de dados e passa a ser exibido corretamente na listagem da tela de produtos.</w:t>
+      </w:r>
+    </w:p>
+    <w:p>
+      <w:pPr>
+        <w:rPr>
+          <w:lang w:val="pt-BR"/>
+        </w:rPr>
+      </w:pPr>
+      <w:r>
+        <w:rPr>
+          <w:b/>
+          <w:bCs/>
+          <w:lang w:val="pt-BR"/>
+        </w:rPr>
+        <w:t>Resultado obtido:</w:t>
+      </w:r>
+      <w:r>
+        <w:rPr>
+          <w:lang w:val="pt-BR"/>
+        </w:rPr>
+        <w:t xml:space="preserve"> Produto salvo com sucesso e visível na listagem de produtos. Verificado também no banco de dados.</w:t>
+      </w:r>
+    </w:p>
+    <w:p>
+      <w:pPr>
+        <w:rPr>
+          <w:lang w:val="pt-BR"/>
+        </w:rPr>
+      </w:pPr>
+      <w:r>
+        <w:rPr>
+          <w:b/>
+          <w:bCs/>
+          <w:lang w:val="pt-BR"/>
+        </w:rPr>
+        <w:t>Status:</w:t>
+      </w:r>
+      <w:r>
+        <w:rPr>
+          <w:lang w:val="pt-BR"/>
+        </w:rPr>
+        <w:t xml:space="preserve"> Passou</w:t>
+      </w:r>
+    </w:p>
+    <w:p>
+      <w:pPr>
+        <w:rPr>
+          <w:lang w:val="pt-BR"/>
+        </w:rPr>
+      </w:pPr>
+      <w:r>
+        <w:rPr>
+          <w:b/>
+          <w:bCs/>
+          <w:lang w:val="pt-BR"/>
+        </w:rPr>
+        <w:t>Evidência:</w:t>
+      </w:r>
+      <w:r>
+        <w:rPr>
+          <w:lang w:val="pt-BR"/>
+        </w:rPr>
+        <w:t xml:space="preserve"> Captura de tela da tabela de produtos listando o "Alicate".</w:t>
+      </w:r>
+    </w:p>
+    <w:p>
+      <w:pPr>
+        <w:rPr>
+          <w:lang w:val="pt-BR"/>
+        </w:rPr>
+      </w:pPr>
+      <w:r>
+        <w:rPr>
+          <w:b/>
+          <w:bCs/>
+          <w:lang w:val="pt-BR"/>
+        </w:rPr>
+        <w:t>Responsável e data:</w:t>
+      </w:r>
+      <w:r>
+        <w:rPr>
+          <w:lang w:val="pt-BR"/>
+        </w:rPr>
+        <w:t xml:space="preserve"> Luca e Gustavo, 19/10/2026.</w:t>
+      </w:r>
+    </w:p>
+    <w:p>
+      <w:pPr>
+        <w:rPr>
+          <w:lang w:val="pt-BR"/>
+        </w:rPr>
+      </w:pPr>
+      <w:r>
+        <w:rPr>
+          <w:b/>
+          <w:bCs/>
+          <w:lang w:val="pt-BR"/>
+        </w:rPr>
+        <w:t>Problema e reteste:</w:t>
+      </w:r>
+      <w:r>
+        <w:rPr>
+          <w:lang w:val="pt-BR"/>
+        </w:rPr>
+        <w:t xml:space="preserve"> Não se aplica.</w:t>
+      </w:r>
+    </w:p>
+    <w:p>
+      <w:pPr>
+        <w:rPr>
+          <w:lang w:val="pt-BR"/>
+        </w:rPr>
+      </w:pPr>
+      <w:r>
+        <w:rPr>
+          <w:b/>
+          <w:bCs/>
+          <w:lang w:val="pt-BR"/>
+        </w:rPr>
+        <w:lastRenderedPageBreak/>
+        <w:t>ID e título:</w:t>
+      </w:r>
+      <w:r>
+        <w:rPr>
+          <w:lang w:val="pt-BR"/>
+        </w:rPr>
+        <w:t xml:space="preserve"> CT-04 — Tentar cadastrar produto com campos vazios</w:t>
+      </w:r>
+    </w:p>
+    <w:p>
+      <w:pPr>
+        <w:rPr>
+          <w:lang w:val="pt-BR"/>
+        </w:rPr>
+      </w:pPr>
+      <w:r>
+        <w:rPr>
+          <w:b/>
+          <w:bCs/>
+          <w:lang w:val="pt-BR"/>
+        </w:rPr>
+        <w:t>Requisito relacionado:</w:t>
+      </w:r>
+      <w:r>
+        <w:rPr>
+          <w:lang w:val="pt-BR"/>
+        </w:rPr>
+        <w:t xml:space="preserve"> RF-002 – Cadastro de Produto</w:t>
+      </w:r>
+    </w:p>
+    <w:p>
+      <w:pPr>
+        <w:rPr>
+          <w:lang w:val="pt-BR"/>
+        </w:rPr>
+      </w:pPr>
+      <w:r>
+        <w:rPr>
+          <w:b/>
+          <w:bCs/>
+          <w:lang w:val="pt-BR"/>
+        </w:rPr>
+        <w:t>Tipo de cenário:</w:t>
+      </w:r>
+      <w:r>
+        <w:rPr>
+          <w:lang w:val="pt-BR"/>
+        </w:rPr>
+        <w:t xml:space="preserve"> Entrada inválida</w:t>
+      </w:r>
+    </w:p>
+    <w:p>
+      <w:pPr>
+        <w:rPr>
+          <w:lang w:val="pt-BR"/>
+        </w:rPr>
+      </w:pPr>
+      <w:proofErr w:type="spellStart"/>
+      <w:r>
+        <w:rPr>
+          <w:b/>
+          <w:bCs/>
+          <w:lang w:val="pt-BR"/>
+        </w:rPr>
+        <w:t>Pré</w:t>
+      </w:r>
+      <w:proofErr w:type="spellEnd"/>
+      <w:r>
+        <w:rPr>
+          <w:b/>
+          <w:bCs/>
+          <w:lang w:val="pt-BR"/>
+        </w:rPr>
+        <w:t xml:space="preserve"> condição:</w:t>
+      </w:r>
+      <w:r>
+        <w:rPr>
+          <w:lang w:val="pt-BR"/>
+        </w:rPr>
+        <w:t xml:space="preserve"> Usuário administrador logado no sistema; tela de cadastro de produto em branco.</w:t>
+      </w:r>
+    </w:p>
+    <w:p>
+      <w:pPr>
+        <w:rPr>
+          <w:lang w:val="pt-BR"/>
+        </w:rPr>
+      </w:pPr>
+      <w:r>
+        <w:rPr>
+          <w:b/>
+          <w:bCs/>
+          <w:lang w:val="pt-BR"/>
+        </w:rPr>
+        <w:t>Dados de entrada:</w:t>
+      </w:r>
+      <w:r>
+        <w:rPr>
+          <w:lang w:val="pt-BR"/>
+        </w:rPr>
+        <w:t xml:space="preserve"> Nome: (vazio) | Preço: (vazio) | Estoque: (vazio)</w:t>
+      </w:r>
+    </w:p>
+    <w:p>
+      <w:pPr>
+        <w:rPr>
+          <w:lang w:val="pt-BR"/>
+        </w:rPr>
+      </w:pPr>
+      <w:r>
+        <w:rPr>
+          <w:b/>
+          <w:bCs/>
+          <w:lang w:val="pt-BR"/>
+        </w:rPr>
+        <w:t>Passos para execução:</w:t>
+      </w:r>
+    </w:p>
+    <w:p>
+      <w:pPr>
+        <w:numPr>
+          <w:ilvl w:val="0"/>
+          <w:numId w:val="13"/>
+        </w:numPr>
+        <w:rPr>
+          <w:lang w:val="pt-BR"/>
+        </w:rPr>
+      </w:pPr>
+      <w:r>
+        <w:rPr>
+          <w:lang w:val="pt-BR"/>
+        </w:rPr>
+        <w:t>Acessar o menu "Produtos" e clicar em "Novo Produto".</w:t>
+      </w:r>
+    </w:p>
+    <w:p>
+      <w:pPr>
+        <w:numPr>
+          <w:ilvl w:val="0"/>
+          <w:numId w:val="13"/>
+        </w:numPr>
+        <w:rPr>
+          <w:lang w:val="pt-BR"/>
+        </w:rPr>
+      </w:pPr>
+      <w:r>
+        <w:rPr>
+          <w:lang w:val="pt-BR"/>
+        </w:rPr>
+        <w:t>Deixar os campos obrigatórios (nome, preço, quantidade) vazios.</w:t>
+      </w:r>
+    </w:p>
+    <w:p>
+      <w:pPr>
+        <w:numPr>
+          <w:ilvl w:val="0"/>
+          <w:numId w:val="13"/>
+        </w:numPr>
+        <w:rPr>
+          <w:lang w:val="pt-BR"/>
+        </w:rPr>
+      </w:pPr>
+      <w:r>
+        <w:rPr>
+          <w:lang w:val="pt-BR"/>
+        </w:rPr>
+        <w:t>Clicar em "Salvar".</w:t>
+      </w:r>
+    </w:p>
+    <w:p>
+      <w:pPr>
+        <w:numPr>
+          <w:ilvl w:val="0"/>
+          <w:numId w:val="13"/>
+        </w:numPr>
+        <w:rPr>
+          <w:lang w:val="pt-BR"/>
+        </w:rPr>
+      </w:pPr>
+      <w:r>
+        <w:rPr>
+          <w:lang w:val="pt-BR"/>
+        </w:rPr>
+        <w:t>Observar a resposta da interface.</w:t>
+      </w:r>
+    </w:p>
+    <w:p>
+      <w:pPr>
+        <w:rPr>
+          <w:lang w:val="pt-BR"/>
+        </w:rPr>
+      </w:pPr>
+      <w:r>
+        <w:rPr>
+          <w:b/>
+          <w:bCs/>
+          <w:lang w:val="pt-BR"/>
+        </w:rPr>
+        <w:t>Resultado esperado:</w:t>
+      </w:r>
+      <w:r>
+        <w:rPr>
+          <w:lang w:val="pt-BR"/>
+        </w:rPr>
+        <w:t xml:space="preserve"> O sistema impede o cadastro (não salva no banco), destaca os campos não preenchidos na cor vermelha e exibe mensagem indicando a obrigatoriedade.</w:t>
+      </w:r>
+    </w:p>
+    <w:p>
+      <w:pPr>
+        <w:rPr>
+          <w:lang w:val="pt-BR"/>
+        </w:rPr>
+      </w:pPr>
+      <w:r>
+        <w:rPr>
+          <w:b/>
+          <w:bCs/>
+          <w:lang w:val="pt-BR"/>
+        </w:rPr>
+        <w:t>Resultado obtido:</w:t>
+      </w:r>
+      <w:r>
+        <w:rPr>
+          <w:lang w:val="pt-BR"/>
+        </w:rPr>
+        <w:t xml:space="preserve"> O formulário não foi enviado e alertas de "campo obrigatório" foram exibidos na interface.</w:t>
+      </w:r>
+    </w:p>
+    <w:p>
+      <w:pPr>
+        <w:rPr>
+          <w:lang w:val="pt-BR"/>
+        </w:rPr>
+      </w:pPr>
+      <w:r>
+        <w:rPr>
+          <w:b/>
+          <w:bCs/>
+          <w:lang w:val="pt-BR"/>
+        </w:rPr>
+        <w:t>Status:</w:t>
+      </w:r>
+      <w:r>
+        <w:rPr>
+          <w:lang w:val="pt-BR"/>
+        </w:rPr>
+        <w:t xml:space="preserve"> Passou</w:t>
+      </w:r>
+    </w:p>
+    <w:p>
+      <w:pPr>
+        <w:rPr>
+          <w:lang w:val="pt-BR"/>
+        </w:rPr>
+      </w:pPr>
+      <w:r>
+        <w:rPr>
+          <w:b/>
+          <w:bCs/>
+          <w:lang w:val="pt-BR"/>
+        </w:rPr>
+        <w:t>Evidência:</w:t>
+      </w:r>
+      <w:r>
+        <w:rPr>
+          <w:lang w:val="pt-BR"/>
+        </w:rPr>
+        <w:t xml:space="preserve"> Captura de tela do formulário com alertas de validação.</w:t>
+      </w:r>
+    </w:p>
+    <w:p>
+      <w:pPr>
+        <w:rPr>
+          <w:lang w:val="pt-BR"/>
+        </w:rPr>
+      </w:pPr>
+      <w:r>
+        <w:rPr>
+          <w:b/>
+          <w:bCs/>
+          <w:lang w:val="pt-BR"/>
+        </w:rPr>
+        <w:t>Responsável e data:</w:t>
+      </w:r>
+      <w:r>
+        <w:rPr>
+          <w:lang w:val="pt-BR"/>
+        </w:rPr>
+        <w:t xml:space="preserve"> Luca e Gustavo, 19/10/2026.</w:t>
+      </w:r>
+    </w:p>
+    <w:p>
+      <w:pPr>
+        <w:rPr>
+          <w:lang w:val="pt-BR"/>
+        </w:rPr>
+      </w:pPr>
+      <w:r>
+        <w:rPr>
+          <w:b/>
+          <w:bCs/>
+          <w:lang w:val="pt-BR"/>
+        </w:rPr>
+        <w:t>Problema e reteste:</w:t>
+      </w:r>
+      <w:r>
+        <w:rPr>
+          <w:lang w:val="pt-BR"/>
+        </w:rPr>
+        <w:t xml:space="preserve"> Não se aplica.</w:t>
+      </w:r>
+    </w:p>
+    <w:p>
+      <w:pPr>
+        <w:rPr>
+          <w:lang w:val="pt-BR"/>
+        </w:rPr>
+      </w:pPr>
+      <w:r>
+        <w:rPr>
+          <w:b/>
+          <w:bCs/>
+          <w:lang w:val="pt-BR"/>
+        </w:rPr>
+        <w:t>ID e título:</w:t>
+      </w:r>
+      <w:r>
+        <w:rPr>
+          <w:lang w:val="pt-BR"/>
+        </w:rPr>
+        <w:t xml:space="preserve"> CT-05 — Registrar movimentação de Entrada</w:t>
+      </w:r>
+    </w:p>
+    <w:p>
+      <w:pPr>
+        <w:rPr>
+          <w:lang w:val="pt-BR"/>
+        </w:rPr>
+      </w:pPr>
+      <w:r>
+        <w:rPr>
+          <w:b/>
+          <w:bCs/>
+          <w:lang w:val="pt-BR"/>
+        </w:rPr>
+        <w:t>Requisito relacionado:</w:t>
+      </w:r>
+      <w:r>
+        <w:rPr>
+          <w:lang w:val="pt-BR"/>
+        </w:rPr>
+        <w:t xml:space="preserve"> RN-002 / Escopo Geral</w:t>
+      </w:r>
+    </w:p>
+    <w:p>
+      <w:pPr>
+        <w:rPr>
+          <w:lang w:val="pt-BR"/>
+        </w:rPr>
+      </w:pPr>
+      <w:r>
+        <w:rPr>
+          <w:b/>
+          <w:bCs/>
+          <w:lang w:val="pt-BR"/>
+        </w:rPr>
+        <w:t>Tipo de cenário:</w:t>
+      </w:r>
+      <w:r>
+        <w:rPr>
+          <w:lang w:val="pt-BR"/>
+        </w:rPr>
+        <w:t xml:space="preserve"> Sucesso</w:t>
+      </w:r>
+    </w:p>
+    <w:p>
+      <w:pPr>
+        <w:rPr>
+          <w:lang w:val="pt-BR"/>
+        </w:rPr>
+      </w:pPr>
+      <w:proofErr w:type="spellStart"/>
+      <w:r>
+        <w:rPr>
+          <w:b/>
+          <w:bCs/>
+          <w:lang w:val="pt-BR"/>
+        </w:rPr>
+        <w:t>Pré</w:t>
+      </w:r>
+      <w:proofErr w:type="spellEnd"/>
+      <w:r>
+        <w:rPr>
+          <w:b/>
+          <w:bCs/>
+          <w:lang w:val="pt-BR"/>
+        </w:rPr>
+        <w:t xml:space="preserve"> condição:</w:t>
+      </w:r>
+      <w:r>
+        <w:rPr>
+          <w:lang w:val="pt-BR"/>
+        </w:rPr>
+        <w:t xml:space="preserve"> Usuário logado; produto "Martelo" já cadastrado com saldo inicial de 10 unidades.</w:t>
+      </w:r>
+    </w:p>
+    <w:p>
+      <w:pPr>
+        <w:rPr>
+          <w:lang w:val="pt-BR"/>
+        </w:rPr>
+      </w:pPr>
+      <w:r>
+        <w:rPr>
+          <w:b/>
+          <w:bCs/>
+          <w:lang w:val="pt-BR"/>
+        </w:rPr>
+        <w:t>Dados de entrada:</w:t>
+      </w:r>
+      <w:r>
+        <w:rPr>
+          <w:lang w:val="pt-BR"/>
+        </w:rPr>
+        <w:t xml:space="preserve"> Produto: Martelo | Tipo: Entrada | Quantidade: 5 | Data: [Data de hoje]</w:t>
+      </w:r>
+    </w:p>
+    <w:p>
+      <w:pPr>
+        <w:rPr>
+          <w:lang w:val="pt-BR"/>
+        </w:rPr>
+      </w:pPr>
+      <w:r>
+        <w:rPr>
+          <w:b/>
+          <w:bCs/>
+          <w:lang w:val="pt-BR"/>
+        </w:rPr>
+        <w:t>Passos para execução:</w:t>
+      </w:r>
+    </w:p>
+    <w:p>
+      <w:pPr>
+        <w:numPr>
+          <w:ilvl w:val="0"/>
+          <w:numId w:val="14"/>
+        </w:numPr>
+        <w:rPr>
+          <w:lang w:val="pt-BR"/>
+        </w:rPr>
+      </w:pPr>
+      <w:r>
+        <w:rPr>
+          <w:lang w:val="pt-BR"/>
+        </w:rPr>
+        <w:t>Acessar a tela de "Gestão de Estoque".</w:t>
+      </w:r>
+    </w:p>
+    <w:p>
+      <w:pPr>
+        <w:numPr>
+          <w:ilvl w:val="0"/>
+          <w:numId w:val="14"/>
+        </w:numPr>
+        <w:rPr>
+          <w:lang w:val="pt-BR"/>
+        </w:rPr>
+      </w:pPr>
+      <w:r>
+        <w:rPr>
+          <w:lang w:val="pt-BR"/>
+        </w:rPr>
+        <w:t>Selecionar o produto "Martelo".</w:t>
+      </w:r>
+    </w:p>
+    <w:p>
+      <w:pPr>
+        <w:numPr>
+          <w:ilvl w:val="0"/>
+          <w:numId w:val="14"/>
+        </w:numPr>
+        <w:rPr>
+          <w:lang w:val="pt-BR"/>
+        </w:rPr>
+      </w:pPr>
+      <w:r>
+        <w:rPr>
+          <w:lang w:val="pt-BR"/>
+        </w:rPr>
+        <w:t>Selecionar o tipo de movimentação "Entrada" e inserir a quantidade "5" e a data.</w:t>
+      </w:r>
+    </w:p>
+    <w:p>
+      <w:pPr>
+        <w:numPr>
+          <w:ilvl w:val="0"/>
+          <w:numId w:val="14"/>
+        </w:numPr>
+        <w:rPr>
+          <w:lang w:val="pt-BR"/>
+        </w:rPr>
+      </w:pPr>
+      <w:r>
+        <w:rPr>
+          <w:lang w:val="pt-BR"/>
+        </w:rPr>
+        <w:t>Confirmar a movimentação clicando em Salvar.</w:t>
+      </w:r>
+    </w:p>
+    <w:p>
+      <w:pPr>
+        <w:rPr>
+          <w:lang w:val="pt-BR"/>
+        </w:rPr>
+      </w:pPr>
+      <w:r>
+        <w:rPr>
+          <w:b/>
+          <w:bCs/>
+          <w:lang w:val="pt-BR"/>
+        </w:rPr>
+        <w:t>Resultado esperado:</w:t>
+      </w:r>
+      <w:r>
+        <w:rPr>
+          <w:lang w:val="pt-BR"/>
+        </w:rPr>
+        <w:t xml:space="preserve"> O sistema registra a movimentação e o saldo atual do "Martelo" passa a ser 15 unidades. A data e hora da operação devem constar no histórico.</w:t>
+      </w:r>
+    </w:p>
+    <w:p>
+      <w:pPr>
+        <w:rPr>
+          <w:lang w:val="pt-BR"/>
+        </w:rPr>
+      </w:pPr>
+      <w:r>
+        <w:rPr>
+          <w:b/>
+          <w:bCs/>
+          <w:lang w:val="pt-BR"/>
+        </w:rPr>
+        <w:t>Resultado obtido:</w:t>
+      </w:r>
+      <w:r>
+        <w:rPr>
+          <w:lang w:val="pt-BR"/>
+        </w:rPr>
+        <w:t xml:space="preserve"> A entrada foi registrada, o saldo exibido foi atualizado para 15 e a movimentação apareceu no histórico com a data certa.</w:t>
+      </w:r>
+    </w:p>
+    <w:p>
+      <w:pPr>
+        <w:rPr>
+          <w:lang w:val="pt-BR"/>
+        </w:rPr>
+      </w:pPr>
+      <w:r>
+        <w:rPr>
+          <w:b/>
+          <w:bCs/>
+          <w:lang w:val="pt-BR"/>
+        </w:rPr>
+        <w:t>Status:</w:t>
+      </w:r>
+      <w:r>
+        <w:rPr>
+          <w:lang w:val="pt-BR"/>
+        </w:rPr>
+        <w:t xml:space="preserve"> Passou</w:t>
+      </w:r>
+    </w:p>
+    <w:p>
+      <w:pPr>
+        <w:rPr>
+          <w:lang w:val="pt-BR"/>
+        </w:rPr>
+      </w:pPr>
+      <w:r>
+        <w:rPr>
+          <w:b/>
+          <w:bCs/>
+          <w:lang w:val="pt-BR"/>
+        </w:rPr>
+        <w:lastRenderedPageBreak/>
+        <w:t>Evidência:</w:t>
+      </w:r>
+      <w:r>
+        <w:rPr>
+          <w:lang w:val="pt-BR"/>
+        </w:rPr>
+        <w:t xml:space="preserve"> Captura de tela do saldo atualizado do produto.</w:t>
+      </w:r>
+    </w:p>
+    <w:p>
+      <w:pPr>
+        <w:rPr>
+          <w:lang w:val="pt-BR"/>
+        </w:rPr>
+      </w:pPr>
+      <w:r>
+        <w:rPr>
+          <w:b/>
+          <w:bCs/>
+          <w:lang w:val="pt-BR"/>
+        </w:rPr>
+        <w:t>Responsável e data:</w:t>
+      </w:r>
+      <w:r>
+        <w:rPr>
+          <w:lang w:val="pt-BR"/>
+        </w:rPr>
+        <w:t xml:space="preserve"> Luca e Gustavo, 19/10/2026.</w:t>
+      </w:r>
+    </w:p>
+    <w:p>
+      <w:pPr>
+        <w:rPr>
+          <w:lang w:val="pt-BR"/>
+        </w:rPr>
+      </w:pPr>
+      <w:r>
+        <w:rPr>
+          <w:b/>
+          <w:bCs/>
+          <w:lang w:val="pt-BR"/>
+        </w:rPr>
+        <w:t>Problema e reteste:</w:t>
+      </w:r>
+      <w:r>
+        <w:rPr>
+          <w:lang w:val="pt-BR"/>
+        </w:rPr>
+        <w:t xml:space="preserve"> Não se aplica.</w:t>
+      </w:r>
+    </w:p>
+    <w:p>
+      <w:pPr>
+        <w:rPr>
+          <w:lang w:val="pt-BR"/>
+        </w:rPr>
+      </w:pPr>
+      <w:r>
+        <w:rPr>
+          <w:b/>
+          <w:bCs/>
+          <w:lang w:val="pt-BR"/>
+        </w:rPr>
+        <w:t>ID e título:</w:t>
+      </w:r>
+      <w:r>
+        <w:rPr>
+          <w:lang w:val="pt-BR"/>
+        </w:rPr>
+        <w:t xml:space="preserve"> CT-06 — Movimentação de Saída disparando Alerta de Estoque Mínimo</w:t>
+      </w:r>
+    </w:p>
+    <w:p>
+      <w:pPr>
+        <w:rPr>
+          <w:lang w:val="pt-BR"/>
+        </w:rPr>
+      </w:pPr>
+      <w:r>
+        <w:rPr>
+          <w:b/>
+          <w:bCs/>
+          <w:lang w:val="pt-BR"/>
+        </w:rPr>
+        <w:t>Requisito relacionado:</w:t>
+      </w:r>
+      <w:r>
+        <w:rPr>
+          <w:lang w:val="pt-BR"/>
+        </w:rPr>
+        <w:t xml:space="preserve"> RN-003 – Alerta de Estoque Mínimo</w:t>
+      </w:r>
+    </w:p>
+    <w:p>
+      <w:pPr>
+        <w:rPr>
+          <w:lang w:val="pt-BR"/>
+        </w:rPr>
+      </w:pPr>
+      <w:r>
+        <w:rPr>
+          <w:b/>
+          <w:bCs/>
+          <w:lang w:val="pt-BR"/>
+        </w:rPr>
+        <w:t>Tipo de cenário:</w:t>
+      </w:r>
+      <w:r>
+        <w:rPr>
+          <w:lang w:val="pt-BR"/>
+        </w:rPr>
+        <w:t xml:space="preserve"> Valor de limite</w:t>
+      </w:r>
+    </w:p>
+    <w:p>
+      <w:pPr>
+        <w:rPr>
+          <w:lang w:val="pt-BR"/>
+        </w:rPr>
+      </w:pPr>
+      <w:proofErr w:type="spellStart"/>
+      <w:r>
+        <w:rPr>
+          <w:b/>
+          <w:bCs/>
+          <w:lang w:val="pt-BR"/>
+        </w:rPr>
+        <w:t>Pré</w:t>
+      </w:r>
+      <w:proofErr w:type="spellEnd"/>
+      <w:r>
+        <w:rPr>
+          <w:b/>
+          <w:bCs/>
+          <w:lang w:val="pt-BR"/>
+        </w:rPr>
+        <w:t xml:space="preserve"> condição:</w:t>
+      </w:r>
+      <w:r>
+        <w:rPr>
+          <w:lang w:val="pt-BR"/>
+        </w:rPr>
+        <w:t xml:space="preserve"> Usuário logado; produto "Parafuso" cadastrado com saldo atual de 20 e estoque mínimo configurado para 15.</w:t>
+      </w:r>
+    </w:p>
+    <w:p>
+      <w:pPr>
+        <w:rPr>
+          <w:lang w:val="pt-BR"/>
+        </w:rPr>
+      </w:pPr>
+      <w:r>
+        <w:rPr>
+          <w:b/>
+          <w:bCs/>
+          <w:lang w:val="pt-BR"/>
+        </w:rPr>
+        <w:t>Dados de entrada:</w:t>
+      </w:r>
+      <w:r>
+        <w:rPr>
+          <w:lang w:val="pt-BR"/>
+        </w:rPr>
+        <w:t xml:space="preserve"> Produto: Parafuso | Tipo: Saída | Quantidade: 10</w:t>
+      </w:r>
+    </w:p>
+    <w:p>
+      <w:pPr>
+        <w:rPr>
+          <w:lang w:val="pt-BR"/>
+        </w:rPr>
+      </w:pPr>
+      <w:r>
+        <w:rPr>
+          <w:b/>
+          <w:bCs/>
+          <w:lang w:val="pt-BR"/>
+        </w:rPr>
+        <w:t>Passos para execução:</w:t>
+      </w:r>
+    </w:p>
+    <w:p>
+      <w:pPr>
+        <w:numPr>
+          <w:ilvl w:val="0"/>
+          <w:numId w:val="15"/>
+        </w:numPr>
+        <w:rPr>
+          <w:lang w:val="pt-BR"/>
+        </w:rPr>
+      </w:pPr>
+      <w:r>
+        <w:rPr>
+          <w:lang w:val="pt-BR"/>
+        </w:rPr>
+        <w:t>Acessar a tela de "Gestão de Estoque".</w:t>
+      </w:r>
+    </w:p>
+    <w:p>
+      <w:pPr>
+        <w:numPr>
+          <w:ilvl w:val="0"/>
+          <w:numId w:val="15"/>
+        </w:numPr>
+        <w:rPr>
+          <w:lang w:val="pt-BR"/>
+        </w:rPr>
+      </w:pPr>
+      <w:r>
+        <w:rPr>
+          <w:lang w:val="pt-BR"/>
+        </w:rPr>
+        <w:t>Selecionar o produto "Parafuso".</w:t>
+      </w:r>
+    </w:p>
+    <w:p>
+      <w:pPr>
+        <w:numPr>
+          <w:ilvl w:val="0"/>
+          <w:numId w:val="15"/>
+        </w:numPr>
+        <w:rPr>
+          <w:lang w:val="pt-BR"/>
+        </w:rPr>
+      </w:pPr>
+      <w:r>
+        <w:rPr>
+          <w:lang w:val="pt-BR"/>
+        </w:rPr>
+        <w:t>Selecionar o tipo de movimentação "Saída" e inserir a quantidade "10".</w:t>
+      </w:r>
+    </w:p>
+    <w:p>
+      <w:pPr>
+        <w:numPr>
+          <w:ilvl w:val="0"/>
+          <w:numId w:val="15"/>
+        </w:numPr>
+        <w:rPr>
+          <w:lang w:val="pt-BR"/>
+        </w:rPr>
+      </w:pPr>
+      <w:r>
+        <w:rPr>
+          <w:lang w:val="pt-BR"/>
+        </w:rPr>
+        <w:t>Confirmar a movimentação clicando em Salvar.</w:t>
+      </w:r>
+    </w:p>
+    <w:p>
+      <w:pPr>
+        <w:rPr>
+          <w:lang w:val="pt-BR"/>
+        </w:rPr>
+      </w:pPr>
+      <w:r>
+        <w:rPr>
+          <w:b/>
+          <w:bCs/>
+          <w:lang w:val="pt-BR"/>
+        </w:rPr>
+        <w:t>Resultado esperado:</w:t>
+      </w:r>
+      <w:r>
+        <w:rPr>
+          <w:lang w:val="pt-BR"/>
+        </w:rPr>
+        <w:t xml:space="preserve"> O saldo é atualizado para 10. Como 10 é menor que o estoque mínimo (15), o sistema exibe o alerta automático na interface de que o estoque está abaixo do mínimo.</w:t>
+      </w:r>
+    </w:p>
+    <w:p>
+      <w:pPr>
+        <w:rPr>
+          <w:lang w:val="pt-BR"/>
+        </w:rPr>
+      </w:pPr>
+      <w:r>
+        <w:rPr>
+          <w:b/>
+          <w:bCs/>
+          <w:lang w:val="pt-BR"/>
+        </w:rPr>
+        <w:t>Resultado obtido:</w:t>
+      </w:r>
+      <w:r>
+        <w:rPr>
+          <w:lang w:val="pt-BR"/>
+        </w:rPr>
+        <w:t xml:space="preserve"> Saldo subtraído com sucesso para 10 unidades. O alerta visual (</w:t>
+      </w:r>
+      <w:proofErr w:type="spellStart"/>
+      <w:r>
+        <w:rPr>
+          <w:lang w:val="pt-BR"/>
+        </w:rPr>
+        <w:t>tag</w:t>
+      </w:r>
+      <w:proofErr w:type="spellEnd"/>
+      <w:r>
+        <w:rPr>
+          <w:lang w:val="pt-BR"/>
+        </w:rPr>
+        <w:t xml:space="preserve"> vermelha / notificação) de estoque mínimo foi exibido corretamente na tela.</w:t>
+      </w:r>
+    </w:p>
+    <w:p>
+      <w:pPr>
+        <w:rPr>
+          <w:lang w:val="pt-BR"/>
+        </w:rPr>
+      </w:pPr>
+      <w:r>
+        <w:rPr>
+          <w:b/>
+          <w:bCs/>
+          <w:lang w:val="pt-BR"/>
+        </w:rPr>
+        <w:t>Status:</w:t>
+      </w:r>
+      <w:r>
+        <w:rPr>
+          <w:lang w:val="pt-BR"/>
+        </w:rPr>
+        <w:t xml:space="preserve"> Passou</w:t>
+      </w:r>
+    </w:p>
+    <w:p>
+      <w:pPr>
+        <w:rPr>
+          <w:lang w:val="pt-BR"/>
+        </w:rPr>
+      </w:pPr>
+      <w:r>
+        <w:rPr>
+          <w:b/>
+          <w:bCs/>
+          <w:lang w:val="pt-BR"/>
+        </w:rPr>
+        <w:t>Evidência:</w:t>
+      </w:r>
+      <w:r>
+        <w:rPr>
+          <w:lang w:val="pt-BR"/>
+        </w:rPr>
+        <w:t xml:space="preserve"> Captura de tela mostrando o alerta de estoque na interface.</w:t>
+      </w:r>
+    </w:p>
+    <w:p>
+      <w:pPr>
+        <w:rPr>
+          <w:lang w:val="pt-BR"/>
+        </w:rPr>
+      </w:pPr>
+      <w:r>
+        <w:rPr>
+          <w:b/>
+          <w:bCs/>
+          <w:lang w:val="pt-BR"/>
+        </w:rPr>
+        <w:t>Responsável e data:</w:t>
+      </w:r>
+      <w:r>
+        <w:rPr>
+          <w:lang w:val="pt-BR"/>
+        </w:rPr>
+        <w:t xml:space="preserve"> Luca e Gustavo, 19/10/2026.</w:t>
+      </w:r>
+    </w:p>
+    <w:p>
+      <w:pPr>
+        <w:rPr>
+          <w:lang w:val="pt-BR"/>
+        </w:rPr>
+      </w:pPr>
+      <w:r>
+        <w:rPr>
+          <w:b/>
+          <w:bCs/>
+          <w:lang w:val="pt-BR"/>
+        </w:rPr>
+        <w:t>Problema e reteste:</w:t>
+      </w:r>
+      <w:r>
+        <w:rPr>
+          <w:lang w:val="pt-BR"/>
+        </w:rPr>
+        <w:t xml:space="preserve"> Não se aplica.</w:t>
+      </w:r>
+    </w:p>
+    <w:p>
+      <w:pPr>
+        <w:rPr>
+          <w:b/>
+          <w:bCs/>
+          <w:lang w:val="pt-BR"/>
+        </w:rPr>
+      </w:pPr>
+      <w:r>
+        <w:rPr>
+          <w:b/>
+          <w:bCs/>
+          <w:lang w:val="pt-BR"/>
+        </w:rPr>
         <w:t>8.4 Resumo da execução</w:t>
       </w:r>
     </w:p>
     <w:tbl>
       <w:tblPr>
         <w:tblW w:w="0" w:type="auto"/>
-        <w:tblLayout w:type="fixed"/>
+        <w:tblCellSpacing w:w="15" w:type="dxa"/>
+        <w:tblCellMar>
+          <w:top w:w="15" w:type="dxa"/>
+          <w:left w:w="15" w:type="dxa"/>
+          <w:bottom w:w="15" w:type="dxa"/>
+          <w:right w:w="15" w:type="dxa"/>
+        </w:tblCellMar>
         <w:tblLook w:val="04A0" w:firstRow="1" w:lastRow="0" w:firstColumn="1" w:lastColumn="0" w:noHBand="0" w:noVBand="1"/>
       </w:tblPr>
       <w:tblGrid>
-        <w:gridCol w:w="2160"/>
-        <w:gridCol w:w="1584"/>
-        <w:gridCol w:w="1584"/>
-        <w:gridCol w:w="1872"/>
-        <w:gridCol w:w="2736"/>
+        <w:gridCol w:w="1862"/>
+        <w:gridCol w:w="1058"/>
+        <w:gridCol w:w="1038"/>
+        <w:gridCol w:w="1408"/>
+        <w:gridCol w:w="1811"/>
       </w:tblGrid>
       <w:tr>
+        <w:trPr>
+          <w:tblHeader/>
+          <w:tblCellSpacing w:w="15" w:type="dxa"/>
+        </w:trPr>
         <w:tc>
           <w:tcPr>
-            <w:tcW w:w="2160" w:type="dxa"/>
+            <w:tcW w:w="0" w:type="auto"/>
             <w:tcBorders>
-              <w:top w:val="single" w:sz="4" w:space="0" w:color="D9D9D9"/>
-              <w:left w:val="single" w:sz="4" w:space="0" w:color="D9D9D9"/>
-              <w:bottom w:val="single" w:sz="4" w:space="0" w:color="D9D9D9"/>
-              <w:right w:val="single" w:sz="4" w:space="0" w:color="D9D9D9"/>
+              <w:top w:val="single" w:sz="6" w:space="0" w:color="C4C7C5"/>
+              <w:left w:val="single" w:sz="6" w:space="0" w:color="C4C7C5"/>
+              <w:bottom w:val="single" w:sz="6" w:space="0" w:color="C4C7C5"/>
+              <w:right w:val="single" w:sz="6" w:space="0" w:color="C4C7C5"/>
             </w:tcBorders>
-            <w:shd w:val="clear" w:color="auto" w:fill="E8EDF2"/>
+            <w:tcMar>
+              <w:top w:w="120" w:type="dxa"/>
+              <w:left w:w="180" w:type="dxa"/>
+              <w:bottom w:w="120" w:type="dxa"/>
+              <w:right w:w="180" w:type="dxa"/>
+            </w:tcMar>
+            <w:vAlign w:val="center"/>
+            <w:hideMark/>
           </w:tcPr>
           <w:p>
             <w:pPr>
-              <w:spacing w:before="100" w:after="100"/>
+              <w:rPr>
+                <w:lang w:val="pt-BR"/>
+              </w:rPr>
             </w:pPr>
             <w:r>
               <w:rPr>
                 <w:b/>
-                <w:sz w:val="20"/>
+                <w:bCs/>
+                <w:lang w:val="pt-BR"/>
               </w:rPr>
               <w:t>Total planejado</w:t>
             </w:r>
@@ -898,23 +3049,33 @@
         </w:tc>
         <w:tc>
           <w:tcPr>
-            <w:tcW w:w="1584" w:type="dxa"/>
+            <w:tcW w:w="0" w:type="auto"/>
             <w:tcBorders>
-              <w:top w:val="single" w:sz="4" w:space="0" w:color="D9D9D9"/>
-              <w:left w:val="single" w:sz="4" w:space="0" w:color="D9D9D9"/>
-              <w:bottom w:val="single" w:sz="4" w:space="0" w:color="D9D9D9"/>
-              <w:right w:val="single" w:sz="4" w:space="0" w:color="D9D9D9"/>
+              <w:top w:val="single" w:sz="6" w:space="0" w:color="C4C7C5"/>
+              <w:left w:val="single" w:sz="6" w:space="0" w:color="C4C7C5"/>
+              <w:bottom w:val="single" w:sz="6" w:space="0" w:color="C4C7C5"/>
+              <w:right w:val="single" w:sz="6" w:space="0" w:color="C4C7C5"/>
             </w:tcBorders>
-            <w:shd w:val="clear" w:color="auto" w:fill="E8EDF2"/>
+            <w:tcMar>
+              <w:top w:w="120" w:type="dxa"/>
+              <w:left w:w="180" w:type="dxa"/>
+              <w:bottom w:w="120" w:type="dxa"/>
+              <w:right w:w="180" w:type="dxa"/>
+            </w:tcMar>
+            <w:vAlign w:val="center"/>
+            <w:hideMark/>
           </w:tcPr>
           <w:p>
             <w:pPr>
-              <w:spacing w:before="100" w:after="100"/>
+              <w:rPr>
+                <w:lang w:val="pt-BR"/>
+              </w:rPr>
             </w:pPr>
             <w:r>
               <w:rPr>
                 <w:b/>
-                <w:sz w:val="20"/>
+                <w:bCs/>
+                <w:lang w:val="pt-BR"/>
               </w:rPr>
               <w:t>Passou</w:t>
             </w:r>
@@ -922,23 +3083,33 @@
         </w:tc>
         <w:tc>
           <w:tcPr>
-            <w:tcW w:w="1584" w:type="dxa"/>
+            <w:tcW w:w="0" w:type="auto"/>
             <w:tcBorders>
-              <w:top w:val="single" w:sz="4" w:space="0" w:color="D9D9D9"/>
-              <w:left w:val="single" w:sz="4" w:space="0" w:color="D9D9D9"/>
-              <w:bottom w:val="single" w:sz="4" w:space="0" w:color="D9D9D9"/>
-              <w:right w:val="single" w:sz="4" w:space="0" w:color="D9D9D9"/>
+              <w:top w:val="single" w:sz="6" w:space="0" w:color="C4C7C5"/>
+              <w:left w:val="single" w:sz="6" w:space="0" w:color="C4C7C5"/>
+              <w:bottom w:val="single" w:sz="6" w:space="0" w:color="C4C7C5"/>
+              <w:right w:val="single" w:sz="6" w:space="0" w:color="C4C7C5"/>
             </w:tcBorders>
-            <w:shd w:val="clear" w:color="auto" w:fill="E8EDF2"/>
+            <w:tcMar>
+              <w:top w:w="120" w:type="dxa"/>
+              <w:left w:w="180" w:type="dxa"/>
+              <w:bottom w:w="120" w:type="dxa"/>
+              <w:right w:w="180" w:type="dxa"/>
+            </w:tcMar>
+            <w:vAlign w:val="center"/>
+            <w:hideMark/>
           </w:tcPr>
           <w:p>
             <w:pPr>
-              <w:spacing w:before="100" w:after="100"/>
+              <w:rPr>
+                <w:lang w:val="pt-BR"/>
+              </w:rPr>
             </w:pPr>
             <w:r>
               <w:rPr>
                 <w:b/>
-                <w:sz w:val="20"/>
+                <w:bCs/>
+                <w:lang w:val="pt-BR"/>
               </w:rPr>
               <w:t>Falhou</w:t>
             </w:r>
@@ -946,23 +3117,33 @@
         </w:tc>
         <w:tc>
           <w:tcPr>
-            <w:tcW w:w="1872" w:type="dxa"/>
+            <w:tcW w:w="0" w:type="auto"/>
             <w:tcBorders>
-              <w:top w:val="single" w:sz="4" w:space="0" w:color="D9D9D9"/>
-              <w:left w:val="single" w:sz="4" w:space="0" w:color="D9D9D9"/>
-              <w:bottom w:val="single" w:sz="4" w:space="0" w:color="D9D9D9"/>
-              <w:right w:val="single" w:sz="4" w:space="0" w:color="D9D9D9"/>
+              <w:top w:val="single" w:sz="6" w:space="0" w:color="C4C7C5"/>
+              <w:left w:val="single" w:sz="6" w:space="0" w:color="C4C7C5"/>
+              <w:bottom w:val="single" w:sz="6" w:space="0" w:color="C4C7C5"/>
+              <w:right w:val="single" w:sz="6" w:space="0" w:color="C4C7C5"/>
             </w:tcBorders>
-            <w:shd w:val="clear" w:color="auto" w:fill="E8EDF2"/>
+            <w:tcMar>
+              <w:top w:w="120" w:type="dxa"/>
+              <w:left w:w="180" w:type="dxa"/>
+              <w:bottom w:w="120" w:type="dxa"/>
+              <w:right w:w="180" w:type="dxa"/>
+            </w:tcMar>
+            <w:vAlign w:val="center"/>
+            <w:hideMark/>
           </w:tcPr>
           <w:p>
             <w:pPr>
-              <w:spacing w:before="100" w:after="100"/>
+              <w:rPr>
+                <w:lang w:val="pt-BR"/>
+              </w:rPr>
             </w:pPr>
             <w:r>
               <w:rPr>
                 <w:b/>
-                <w:sz w:val="20"/>
+                <w:bCs/>
+                <w:lang w:val="pt-BR"/>
               </w:rPr>
               <w:t>Bloqueado</w:t>
             </w:r>
@@ -970,23 +3151,33 @@
         </w:tc>
         <w:tc>
           <w:tcPr>
-            <w:tcW w:w="2736" w:type="dxa"/>
+            <w:tcW w:w="0" w:type="auto"/>
             <w:tcBorders>
-              <w:top w:val="single" w:sz="4" w:space="0" w:color="D9D9D9"/>
-              <w:left w:val="single" w:sz="4" w:space="0" w:color="D9D9D9"/>
-              <w:bottom w:val="single" w:sz="4" w:space="0" w:color="D9D9D9"/>
-              <w:right w:val="single" w:sz="4" w:space="0" w:color="D9D9D9"/>
+              <w:top w:val="single" w:sz="6" w:space="0" w:color="C4C7C5"/>
+              <w:left w:val="single" w:sz="6" w:space="0" w:color="C4C7C5"/>
+              <w:bottom w:val="single" w:sz="6" w:space="0" w:color="C4C7C5"/>
+              <w:right w:val="single" w:sz="6" w:space="0" w:color="C4C7C5"/>
             </w:tcBorders>
-            <w:shd w:val="clear" w:color="auto" w:fill="E8EDF2"/>
+            <w:tcMar>
+              <w:top w:w="120" w:type="dxa"/>
+              <w:left w:w="180" w:type="dxa"/>
+              <w:bottom w:w="120" w:type="dxa"/>
+              <w:right w:w="180" w:type="dxa"/>
+            </w:tcMar>
+            <w:vAlign w:val="center"/>
+            <w:hideMark/>
           </w:tcPr>
           <w:p>
             <w:pPr>
-              <w:spacing w:before="100" w:after="100"/>
+              <w:rPr>
+                <w:lang w:val="pt-BR"/>
+              </w:rPr>
             </w:pPr>
             <w:r>
               <w:rPr>
                 <w:b/>
-                <w:sz w:val="20"/>
+                <w:bCs/>
+                <w:lang w:val="pt-BR"/>
               </w:rPr>
               <w:t>Não executado</w:t>
             </w:r>
@@ -994,169 +3185,343 @@
         </w:tc>
       </w:tr>
       <w:tr>
+        <w:trPr>
+          <w:tblCellSpacing w:w="15" w:type="dxa"/>
+        </w:trPr>
         <w:tc>
           <w:tcPr>
-            <w:tcW w:w="2160" w:type="dxa"/>
+            <w:tcW w:w="0" w:type="auto"/>
             <w:tcBorders>
-              <w:top w:val="single" w:sz="4" w:space="0" w:color="D9D9D9"/>
-              <w:left w:val="single" w:sz="4" w:space="0" w:color="D9D9D9"/>
-              <w:bottom w:val="single" w:sz="4" w:space="0" w:color="D9D9D9"/>
-              <w:right w:val="single" w:sz="4" w:space="0" w:color="D9D9D9"/>
+              <w:top w:val="single" w:sz="6" w:space="0" w:color="C4C7C5"/>
+              <w:left w:val="single" w:sz="6" w:space="0" w:color="C4C7C5"/>
+              <w:bottom w:val="single" w:sz="6" w:space="0" w:color="C4C7C5"/>
+              <w:right w:val="single" w:sz="6" w:space="0" w:color="C4C7C5"/>
             </w:tcBorders>
+            <w:tcMar>
+              <w:top w:w="120" w:type="dxa"/>
+              <w:left w:w="180" w:type="dxa"/>
+              <w:bottom w:w="120" w:type="dxa"/>
+              <w:right w:w="180" w:type="dxa"/>
+            </w:tcMar>
+            <w:vAlign w:val="center"/>
+            <w:hideMark/>
           </w:tcPr>
           <w:p>
             <w:pPr>
-              <w:spacing w:before="100" w:after="100"/>
+              <w:rPr>
+                <w:lang w:val="pt-BR"/>
+              </w:rPr>
             </w:pPr>
             <w:r>
               <w:rPr>
-                <w:sz w:val="20"/>
+                <w:lang w:val="pt-BR"/>
               </w:rPr>
-              <w:t>[ ]</w:t>
+              <w:t>6</w:t>
             </w:r>
           </w:p>
         </w:tc>
         <w:tc>
           <w:tcPr>
-            <w:tcW w:w="1584" w:type="dxa"/>
+            <w:tcW w:w="0" w:type="auto"/>
             <w:tcBorders>
-              <w:top w:val="single" w:sz="4" w:space="0" w:color="D9D9D9"/>
-              <w:left w:val="single" w:sz="4" w:space="0" w:color="D9D9D9"/>
-              <w:bottom w:val="single" w:sz="4" w:space="0" w:color="D9D9D9"/>
-              <w:right w:val="single" w:sz="4" w:space="0" w:color="D9D9D9"/>
+              <w:top w:val="single" w:sz="6" w:space="0" w:color="C4C7C5"/>
+              <w:left w:val="single" w:sz="6" w:space="0" w:color="C4C7C5"/>
+              <w:bottom w:val="single" w:sz="6" w:space="0" w:color="C4C7C5"/>
+              <w:right w:val="single" w:sz="6" w:space="0" w:color="C4C7C5"/>
             </w:tcBorders>
+            <w:tcMar>
+              <w:top w:w="120" w:type="dxa"/>
+              <w:left w:w="180" w:type="dxa"/>
+              <w:bottom w:w="120" w:type="dxa"/>
+              <w:right w:w="180" w:type="dxa"/>
+            </w:tcMar>
+            <w:vAlign w:val="center"/>
+            <w:hideMark/>
           </w:tcPr>
           <w:p>
             <w:pPr>
-              <w:spacing w:before="100" w:after="100"/>
+              <w:rPr>
+                <w:lang w:val="pt-BR"/>
+              </w:rPr>
             </w:pPr>
             <w:r>
               <w:rPr>
-                <w:sz w:val="20"/>
+                <w:lang w:val="pt-BR"/>
               </w:rPr>
-              <w:t>[ ]</w:t>
+              <w:t>6</w:t>
             </w:r>
           </w:p>
         </w:tc>
         <w:tc>
           <w:tcPr>
-            <w:tcW w:w="1584" w:type="dxa"/>
+            <w:tcW w:w="0" w:type="auto"/>
             <w:tcBorders>
-              <w:top w:val="single" w:sz="4" w:space="0" w:color="D9D9D9"/>
-              <w:left w:val="single" w:sz="4" w:space="0" w:color="D9D9D9"/>
-              <w:bottom w:val="single" w:sz="4" w:space="0" w:color="D9D9D9"/>
-              <w:right w:val="single" w:sz="4" w:space="0" w:color="D9D9D9"/>
+              <w:top w:val="single" w:sz="6" w:space="0" w:color="C4C7C5"/>
+              <w:left w:val="single" w:sz="6" w:space="0" w:color="C4C7C5"/>
+              <w:bottom w:val="single" w:sz="6" w:space="0" w:color="C4C7C5"/>
+              <w:right w:val="single" w:sz="6" w:space="0" w:color="C4C7C5"/>
             </w:tcBorders>
+            <w:tcMar>
+              <w:top w:w="120" w:type="dxa"/>
+              <w:left w:w="180" w:type="dxa"/>
+              <w:bottom w:w="120" w:type="dxa"/>
+              <w:right w:w="180" w:type="dxa"/>
+            </w:tcMar>
+            <w:vAlign w:val="center"/>
+            <w:hideMark/>
           </w:tcPr>
           <w:p>
             <w:pPr>
-              <w:spacing w:before="100" w:after="100"/>
+              <w:rPr>
+                <w:lang w:val="pt-BR"/>
+              </w:rPr>
             </w:pPr>
             <w:r>
               <w:rPr>
-                <w:sz w:val="20"/>
+                <w:lang w:val="pt-BR"/>
               </w:rPr>
-              <w:t>[ ]</w:t>
+              <w:t>0</w:t>
             </w:r>
           </w:p>
         </w:tc>
         <w:tc>
           <w:tcPr>
-            <w:tcW w:w="1872" w:type="dxa"/>
+            <w:tcW w:w="0" w:type="auto"/>
             <w:tcBorders>
-              <w:top w:val="single" w:sz="4" w:space="0" w:color="D9D9D9"/>
-              <w:left w:val="single" w:sz="4" w:space="0" w:color="D9D9D9"/>
-              <w:bottom w:val="single" w:sz="4" w:space="0" w:color="D9D9D9"/>
-              <w:right w:val="single" w:sz="4" w:space="0" w:color="D9D9D9"/>
+              <w:top w:val="single" w:sz="6" w:space="0" w:color="C4C7C5"/>
+              <w:left w:val="single" w:sz="6" w:space="0" w:color="C4C7C5"/>
+              <w:bottom w:val="single" w:sz="6" w:space="0" w:color="C4C7C5"/>
+              <w:right w:val="single" w:sz="6" w:space="0" w:color="C4C7C5"/>
             </w:tcBorders>
+            <w:tcMar>
+              <w:top w:w="120" w:type="dxa"/>
+              <w:left w:w="180" w:type="dxa"/>
+              <w:bottom w:w="120" w:type="dxa"/>
+              <w:right w:w="180" w:type="dxa"/>
+            </w:tcMar>
+            <w:vAlign w:val="center"/>
+            <w:hideMark/>
           </w:tcPr>
           <w:p>
             <w:pPr>
-              <w:spacing w:before="100" w:after="100"/>
+              <w:rPr>
+                <w:lang w:val="pt-BR"/>
+              </w:rPr>
             </w:pPr>
             <w:r>
               <w:rPr>
-                <w:sz w:val="20"/>
+                <w:lang w:val="pt-BR"/>
               </w:rPr>
-              <w:t>[ ]</w:t>
+              <w:t>0</w:t>
             </w:r>
           </w:p>
         </w:tc>
         <w:tc>
           <w:tcPr>
-            <w:tcW w:w="2736" w:type="dxa"/>
+            <w:tcW w:w="0" w:type="auto"/>
             <w:tcBorders>
-              <w:top w:val="single" w:sz="4" w:space="0" w:color="D9D9D9"/>
-              <w:left w:val="single" w:sz="4" w:space="0" w:color="D9D9D9"/>
-              <w:bottom w:val="single" w:sz="4" w:space="0" w:color="D9D9D9"/>
-              <w:right w:val="single" w:sz="4" w:space="0" w:color="D9D9D9"/>
+              <w:top w:val="single" w:sz="6" w:space="0" w:color="C4C7C5"/>
+              <w:left w:val="single" w:sz="6" w:space="0" w:color="C4C7C5"/>
+              <w:bottom w:val="single" w:sz="6" w:space="0" w:color="C4C7C5"/>
+              <w:right w:val="single" w:sz="6" w:space="0" w:color="C4C7C5"/>
             </w:tcBorders>
+            <w:tcMar>
+              <w:top w:w="120" w:type="dxa"/>
+              <w:left w:w="180" w:type="dxa"/>
+              <w:bottom w:w="120" w:type="dxa"/>
+              <w:right w:w="180" w:type="dxa"/>
+            </w:tcMar>
+            <w:vAlign w:val="center"/>
+            <w:hideMark/>
           </w:tcPr>
           <w:p>
             <w:pPr>
-              <w:spacing w:before="100" w:after="100"/>
+              <w:rPr>
+                <w:lang w:val="pt-BR"/>
+              </w:rPr>
             </w:pPr>
             <w:r>
               <w:rPr>
-                <w:sz w:val="20"/>
+                <w:lang w:val="pt-BR"/>
               </w:rPr>
-              <w:t>[ ]</w:t>
+              <w:t>0</w:t>
             </w:r>
           </w:p>
         </w:tc>
       </w:tr>
     </w:tbl>
     <w:p>
+      <w:pPr>
+        <w:rPr>
+          <w:lang w:val="pt-BR"/>
+        </w:rPr>
+      </w:pPr>
       <w:r>
         <w:rPr>
           <w:b/>
-        </w:rPr>
-        <w:t xml:space="preserve">Pendências encontradas  </w:t>
-      </w:r>
-      <w:r>
-        <w:t>[Liste problemas e requisitos que ainda precisam ser testados.]</w:t>
+          <w:bCs/>
+          <w:lang w:val="pt-BR"/>
+        </w:rPr>
+        <w:t>Pendências encontradas:</w:t>
+      </w:r>
+      <w:r>
+        <w:rPr>
+          <w:lang w:val="pt-BR"/>
+        </w:rPr>
+        <w:t xml:space="preserve"> Nenhuma pendência funcional. Os requisitos de CRUD e Gestão de Estoque estão operando conforme documentado no DRF.</w:t>
       </w:r>
     </w:p>
     <w:p>
       <w:pPr>
-        <w:pStyle w:val="Ttulo1"/>
-      </w:pPr>
-      <w:r>
-        <w:t>Revisão antes da entrega</w:t>
+        <w:rPr>
+          <w:b/>
+          <w:bCs/>
+          <w:lang w:val="pt-BR"/>
+        </w:rPr>
+      </w:pPr>
+      <w:r>
+        <w:rPr>
+          <w:b/>
+          <w:bCs/>
+          <w:lang w:val="pt-BR"/>
+        </w:rPr>
+        <w:t>Reflexão</w:t>
       </w:r>
     </w:p>
     <w:p>
-      <w:r>
-        <w:t>Confira se todos os RFs estão relacionados a testes, se os passos permitem repetir a execução e se os resultados obtidos são reais. Verifique ambiente, versões, evidências e pendências.</w:t>
+      <w:pPr>
+        <w:rPr>
+          <w:lang w:val="pt-BR"/>
+        </w:rPr>
+      </w:pPr>
+      <w:r>
+        <w:rPr>
+          <w:b/>
+          <w:bCs/>
+          <w:lang w:val="pt-BR"/>
+        </w:rPr>
+        <w:t>1. Por que a pré-condição precisa estar explícita?</w:t>
       </w:r>
     </w:p>
     <w:p>
-      <w:r>
-        <w:t>Salve o Word editável. Em Arquivo, use Salvar como ou Exportar e selecione PDF. Nome sugerido: Entrega08_CasosDeTeste_NomeAluno.pdf.</w:t>
+      <w:pPr>
+        <w:rPr>
+          <w:lang w:val="pt-BR"/>
+        </w:rPr>
+      </w:pPr>
+      <w:r>
+        <w:rPr>
+          <w:lang w:val="pt-BR"/>
+        </w:rPr>
+        <w:t>Para garantir que o sistema esteja no estado exato necessário antes de o teste começar (</w:t>
+      </w:r>
+      <w:proofErr w:type="spellStart"/>
+      <w:r>
+        <w:rPr>
+          <w:lang w:val="pt-BR"/>
+        </w:rPr>
+        <w:t>ex</w:t>
+      </w:r>
+      <w:proofErr w:type="spellEnd"/>
+      <w:r>
+        <w:rPr>
+          <w:lang w:val="pt-BR"/>
+        </w:rPr>
+        <w:t xml:space="preserve">: com usuários específicos no banco, ou saldos pré-definidos). Sem ela, o teste perde a repetibilidade e a confiabilidade, pois </w:t>
+      </w:r>
+      <w:r>
+        <w:rPr>
+          <w:lang w:val="pt-BR"/>
+        </w:rPr>
+        <w:lastRenderedPageBreak/>
+        <w:t>outra pessoa que tente rodar o mesmo teste pode encontrar um resultado diferente devido ao estado inicial incorreto do sistema.</w:t>
       </w:r>
     </w:p>
     <w:p>
+      <w:pPr>
+        <w:rPr>
+          <w:lang w:val="pt-BR"/>
+        </w:rPr>
+      </w:pPr>
       <w:r>
         <w:rPr>
           <w:b/>
-        </w:rPr>
-        <w:t xml:space="preserve">Reflexão 1  </w:t>
-      </w:r>
-      <w:r>
-        <w:t>Por que a pré-condição precisa estar explícita? [Resposta.]</w:t>
+          <w:bCs/>
+          <w:lang w:val="pt-BR"/>
+        </w:rPr>
+        <w:t>2. Qual é a diferença entre resultado esperado e obtido?</w:t>
       </w:r>
     </w:p>
     <w:p>
+      <w:pPr>
+        <w:rPr>
+          <w:lang w:val="pt-BR"/>
+        </w:rPr>
+      </w:pPr>
+      <w:r>
+        <w:rPr>
+          <w:lang w:val="pt-BR"/>
+        </w:rPr>
+        <w:t xml:space="preserve">O </w:t>
+      </w:r>
       <w:r>
         <w:rPr>
           <w:b/>
-        </w:rPr>
-        <w:t xml:space="preserve">Reflexão 2  </w:t>
-      </w:r>
-      <w:r>
-        <w:t>Qual é a diferença entre resultado esperado e obtido? [Resposta.]</w:t>
+          <w:bCs/>
+          <w:lang w:val="pt-BR"/>
+        </w:rPr>
+        <w:t>resultado esperado</w:t>
+      </w:r>
+      <w:r>
+        <w:rPr>
+          <w:lang w:val="pt-BR"/>
+        </w:rPr>
+        <w:t xml:space="preserve"> é a previsão teórica documentada antes de executar o teste, baseada no que os requisitos dizem que o sistema </w:t>
+      </w:r>
+      <w:r>
+        <w:rPr>
+          <w:i/>
+          <w:iCs/>
+          <w:lang w:val="pt-BR"/>
+        </w:rPr>
+        <w:t>deve</w:t>
+      </w:r>
+      <w:r>
+        <w:rPr>
+          <w:lang w:val="pt-BR"/>
+        </w:rPr>
+        <w:t xml:space="preserve"> fazer. O </w:t>
+      </w:r>
+      <w:r>
+        <w:rPr>
+          <w:b/>
+          <w:bCs/>
+          <w:lang w:val="pt-BR"/>
+        </w:rPr>
+        <w:t>resultado obtido</w:t>
+      </w:r>
+      <w:r>
+        <w:rPr>
+          <w:lang w:val="pt-BR"/>
+        </w:rPr>
+        <w:t xml:space="preserve"> é o comportamento real documentado após a execução prática, ou seja, o que o sistema </w:t>
+      </w:r>
+      <w:r>
+        <w:rPr>
+          <w:i/>
+          <w:iCs/>
+          <w:lang w:val="pt-BR"/>
+        </w:rPr>
+        <w:t>realmente</w:t>
+      </w:r>
+      <w:r>
+        <w:rPr>
+          <w:lang w:val="pt-BR"/>
+        </w:rPr>
+        <w:t xml:space="preserve"> fez. A comparação entre os dois determina se o teste passou ou falhou.</w:t>
       </w:r>
     </w:p>
+    <w:p/>
     <w:sectPr>
       <w:footerReference w:type="default" r:id="rId8"/>
       <w:pgSz w:w="12240" w:h="15840"/>
@@ -1420,6 +3785,684 @@
       <w:rPr>
         <w:rFonts w:ascii="Symbol" w:hAnsi="Symbol" w:hint="default"/>
       </w:rPr>
+    </w:lvl>
+  </w:abstractNum>
+  <w:abstractNum w:abstractNumId="9" w15:restartNumberingAfterBreak="0">
+    <w:nsid w:val="22FA1609"/>
+    <w:multiLevelType w:val="multilevel"/>
+    <w:tmpl w:val="FAF66934"/>
+    <w:lvl w:ilvl="0">
+      <w:start w:val="1"/>
+      <w:numFmt w:val="decimal"/>
+      <w:lvlText w:val="%1."/>
+      <w:lvlJc w:val="left"/>
+      <w:pPr>
+        <w:tabs>
+          <w:tab w:val="num" w:pos="720"/>
+        </w:tabs>
+        <w:ind w:left="720" w:hanging="360"/>
+      </w:pPr>
+    </w:lvl>
+    <w:lvl w:ilvl="1" w:tentative="1">
+      <w:start w:val="1"/>
+      <w:numFmt w:val="decimal"/>
+      <w:lvlText w:val="%2."/>
+      <w:lvlJc w:val="left"/>
+      <w:pPr>
+        <w:tabs>
+          <w:tab w:val="num" w:pos="1440"/>
+        </w:tabs>
+        <w:ind w:left="1440" w:hanging="360"/>
+      </w:pPr>
+    </w:lvl>
+    <w:lvl w:ilvl="2" w:tentative="1">
+      <w:start w:val="1"/>
+      <w:numFmt w:val="decimal"/>
+      <w:lvlText w:val="%3."/>
+      <w:lvlJc w:val="left"/>
+      <w:pPr>
+        <w:tabs>
+          <w:tab w:val="num" w:pos="2160"/>
+        </w:tabs>
+        <w:ind w:left="2160" w:hanging="360"/>
+      </w:pPr>
+    </w:lvl>
+    <w:lvl w:ilvl="3" w:tentative="1">
+      <w:start w:val="1"/>
+      <w:numFmt w:val="decimal"/>
+      <w:lvlText w:val="%4."/>
+      <w:lvlJc w:val="left"/>
+      <w:pPr>
+        <w:tabs>
+          <w:tab w:val="num" w:pos="2880"/>
+        </w:tabs>
+        <w:ind w:left="2880" w:hanging="360"/>
+      </w:pPr>
+    </w:lvl>
+    <w:lvl w:ilvl="4" w:tentative="1">
+      <w:start w:val="1"/>
+      <w:numFmt w:val="decimal"/>
+      <w:lvlText w:val="%5."/>
+      <w:lvlJc w:val="left"/>
+      <w:pPr>
+        <w:tabs>
+          <w:tab w:val="num" w:pos="3600"/>
+        </w:tabs>
+        <w:ind w:left="3600" w:hanging="360"/>
+      </w:pPr>
+    </w:lvl>
+    <w:lvl w:ilvl="5" w:tentative="1">
+      <w:start w:val="1"/>
+      <w:numFmt w:val="decimal"/>
+      <w:lvlText w:val="%6."/>
+      <w:lvlJc w:val="left"/>
+      <w:pPr>
+        <w:tabs>
+          <w:tab w:val="num" w:pos="4320"/>
+        </w:tabs>
+        <w:ind w:left="4320" w:hanging="360"/>
+      </w:pPr>
+    </w:lvl>
+    <w:lvl w:ilvl="6" w:tentative="1">
+      <w:start w:val="1"/>
+      <w:numFmt w:val="decimal"/>
+      <w:lvlText w:val="%7."/>
+      <w:lvlJc w:val="left"/>
+      <w:pPr>
+        <w:tabs>
+          <w:tab w:val="num" w:pos="5040"/>
+        </w:tabs>
+        <w:ind w:left="5040" w:hanging="360"/>
+      </w:pPr>
+    </w:lvl>
+    <w:lvl w:ilvl="7" w:tentative="1">
+      <w:start w:val="1"/>
+      <w:numFmt w:val="decimal"/>
+      <w:lvlText w:val="%8."/>
+      <w:lvlJc w:val="left"/>
+      <w:pPr>
+        <w:tabs>
+          <w:tab w:val="num" w:pos="5760"/>
+        </w:tabs>
+        <w:ind w:left="5760" w:hanging="360"/>
+      </w:pPr>
+    </w:lvl>
+    <w:lvl w:ilvl="8" w:tentative="1">
+      <w:start w:val="1"/>
+      <w:numFmt w:val="decimal"/>
+      <w:lvlText w:val="%9."/>
+      <w:lvlJc w:val="left"/>
+      <w:pPr>
+        <w:tabs>
+          <w:tab w:val="num" w:pos="6480"/>
+        </w:tabs>
+        <w:ind w:left="6480" w:hanging="360"/>
+      </w:pPr>
+    </w:lvl>
+  </w:abstractNum>
+  <w:abstractNum w:abstractNumId="10" w15:restartNumberingAfterBreak="0">
+    <w:nsid w:val="26734939"/>
+    <w:multiLevelType w:val="multilevel"/>
+    <w:tmpl w:val="C93C7ECE"/>
+    <w:lvl w:ilvl="0">
+      <w:start w:val="1"/>
+      <w:numFmt w:val="decimal"/>
+      <w:lvlText w:val="%1."/>
+      <w:lvlJc w:val="left"/>
+      <w:pPr>
+        <w:tabs>
+          <w:tab w:val="num" w:pos="720"/>
+        </w:tabs>
+        <w:ind w:left="720" w:hanging="360"/>
+      </w:pPr>
+    </w:lvl>
+    <w:lvl w:ilvl="1" w:tentative="1">
+      <w:start w:val="1"/>
+      <w:numFmt w:val="decimal"/>
+      <w:lvlText w:val="%2."/>
+      <w:lvlJc w:val="left"/>
+      <w:pPr>
+        <w:tabs>
+          <w:tab w:val="num" w:pos="1440"/>
+        </w:tabs>
+        <w:ind w:left="1440" w:hanging="360"/>
+      </w:pPr>
+    </w:lvl>
+    <w:lvl w:ilvl="2" w:tentative="1">
+      <w:start w:val="1"/>
+      <w:numFmt w:val="decimal"/>
+      <w:lvlText w:val="%3."/>
+      <w:lvlJc w:val="left"/>
+      <w:pPr>
+        <w:tabs>
+          <w:tab w:val="num" w:pos="2160"/>
+        </w:tabs>
+        <w:ind w:left="2160" w:hanging="360"/>
+      </w:pPr>
+    </w:lvl>
+    <w:lvl w:ilvl="3" w:tentative="1">
+      <w:start w:val="1"/>
+      <w:numFmt w:val="decimal"/>
+      <w:lvlText w:val="%4."/>
+      <w:lvlJc w:val="left"/>
+      <w:pPr>
+        <w:tabs>
+          <w:tab w:val="num" w:pos="2880"/>
+        </w:tabs>
+        <w:ind w:left="2880" w:hanging="360"/>
+      </w:pPr>
+    </w:lvl>
+    <w:lvl w:ilvl="4" w:tentative="1">
+      <w:start w:val="1"/>
+      <w:numFmt w:val="decimal"/>
+      <w:lvlText w:val="%5."/>
+      <w:lvlJc w:val="left"/>
+      <w:pPr>
+        <w:tabs>
+          <w:tab w:val="num" w:pos="3600"/>
+        </w:tabs>
+        <w:ind w:left="3600" w:hanging="360"/>
+      </w:pPr>
+    </w:lvl>
+    <w:lvl w:ilvl="5" w:tentative="1">
+      <w:start w:val="1"/>
+      <w:numFmt w:val="decimal"/>
+      <w:lvlText w:val="%6."/>
+      <w:lvlJc w:val="left"/>
+      <w:pPr>
+        <w:tabs>
+          <w:tab w:val="num" w:pos="4320"/>
+        </w:tabs>
+        <w:ind w:left="4320" w:hanging="360"/>
+      </w:pPr>
+    </w:lvl>
+    <w:lvl w:ilvl="6" w:tentative="1">
+      <w:start w:val="1"/>
+      <w:numFmt w:val="decimal"/>
+      <w:lvlText w:val="%7."/>
+      <w:lvlJc w:val="left"/>
+      <w:pPr>
+        <w:tabs>
+          <w:tab w:val="num" w:pos="5040"/>
+        </w:tabs>
+        <w:ind w:left="5040" w:hanging="360"/>
+      </w:pPr>
+    </w:lvl>
+    <w:lvl w:ilvl="7" w:tentative="1">
+      <w:start w:val="1"/>
+      <w:numFmt w:val="decimal"/>
+      <w:lvlText w:val="%8."/>
+      <w:lvlJc w:val="left"/>
+      <w:pPr>
+        <w:tabs>
+          <w:tab w:val="num" w:pos="5760"/>
+        </w:tabs>
+        <w:ind w:left="5760" w:hanging="360"/>
+      </w:pPr>
+    </w:lvl>
+    <w:lvl w:ilvl="8" w:tentative="1">
+      <w:start w:val="1"/>
+      <w:numFmt w:val="decimal"/>
+      <w:lvlText w:val="%9."/>
+      <w:lvlJc w:val="left"/>
+      <w:pPr>
+        <w:tabs>
+          <w:tab w:val="num" w:pos="6480"/>
+        </w:tabs>
+        <w:ind w:left="6480" w:hanging="360"/>
+      </w:pPr>
+    </w:lvl>
+  </w:abstractNum>
+  <w:abstractNum w:abstractNumId="11" w15:restartNumberingAfterBreak="0">
+    <w:nsid w:val="2D1F3A7A"/>
+    <w:multiLevelType w:val="multilevel"/>
+    <w:tmpl w:val="463E2692"/>
+    <w:lvl w:ilvl="0">
+      <w:start w:val="1"/>
+      <w:numFmt w:val="decimal"/>
+      <w:lvlText w:val="%1."/>
+      <w:lvlJc w:val="left"/>
+      <w:pPr>
+        <w:tabs>
+          <w:tab w:val="num" w:pos="720"/>
+        </w:tabs>
+        <w:ind w:left="720" w:hanging="360"/>
+      </w:pPr>
+    </w:lvl>
+    <w:lvl w:ilvl="1" w:tentative="1">
+      <w:start w:val="1"/>
+      <w:numFmt w:val="decimal"/>
+      <w:lvlText w:val="%2."/>
+      <w:lvlJc w:val="left"/>
+      <w:pPr>
+        <w:tabs>
+          <w:tab w:val="num" w:pos="1440"/>
+        </w:tabs>
+        <w:ind w:left="1440" w:hanging="360"/>
+      </w:pPr>
+    </w:lvl>
+    <w:lvl w:ilvl="2" w:tentative="1">
+      <w:start w:val="1"/>
+      <w:numFmt w:val="decimal"/>
+      <w:lvlText w:val="%3."/>
+      <w:lvlJc w:val="left"/>
+      <w:pPr>
+        <w:tabs>
+          <w:tab w:val="num" w:pos="2160"/>
+        </w:tabs>
+        <w:ind w:left="2160" w:hanging="360"/>
+      </w:pPr>
+    </w:lvl>
+    <w:lvl w:ilvl="3" w:tentative="1">
+      <w:start w:val="1"/>
+      <w:numFmt w:val="decimal"/>
+      <w:lvlText w:val="%4."/>
+      <w:lvlJc w:val="left"/>
+      <w:pPr>
+        <w:tabs>
+          <w:tab w:val="num" w:pos="2880"/>
+        </w:tabs>
+        <w:ind w:left="2880" w:hanging="360"/>
+      </w:pPr>
+    </w:lvl>
+    <w:lvl w:ilvl="4" w:tentative="1">
+      <w:start w:val="1"/>
+      <w:numFmt w:val="decimal"/>
+      <w:lvlText w:val="%5."/>
+      <w:lvlJc w:val="left"/>
+      <w:pPr>
+        <w:tabs>
+          <w:tab w:val="num" w:pos="3600"/>
+        </w:tabs>
+        <w:ind w:left="3600" w:hanging="360"/>
+      </w:pPr>
+    </w:lvl>
+    <w:lvl w:ilvl="5" w:tentative="1">
+      <w:start w:val="1"/>
+      <w:numFmt w:val="decimal"/>
+      <w:lvlText w:val="%6."/>
+      <w:lvlJc w:val="left"/>
+      <w:pPr>
+        <w:tabs>
+          <w:tab w:val="num" w:pos="4320"/>
+        </w:tabs>
+        <w:ind w:left="4320" w:hanging="360"/>
+      </w:pPr>
+    </w:lvl>
+    <w:lvl w:ilvl="6" w:tentative="1">
+      <w:start w:val="1"/>
+      <w:numFmt w:val="decimal"/>
+      <w:lvlText w:val="%7."/>
+      <w:lvlJc w:val="left"/>
+      <w:pPr>
+        <w:tabs>
+          <w:tab w:val="num" w:pos="5040"/>
+        </w:tabs>
+        <w:ind w:left="5040" w:hanging="360"/>
+      </w:pPr>
+    </w:lvl>
+    <w:lvl w:ilvl="7" w:tentative="1">
+      <w:start w:val="1"/>
+      <w:numFmt w:val="decimal"/>
+      <w:lvlText w:val="%8."/>
+      <w:lvlJc w:val="left"/>
+      <w:pPr>
+        <w:tabs>
+          <w:tab w:val="num" w:pos="5760"/>
+        </w:tabs>
+        <w:ind w:left="5760" w:hanging="360"/>
+      </w:pPr>
+    </w:lvl>
+    <w:lvl w:ilvl="8" w:tentative="1">
+      <w:start w:val="1"/>
+      <w:numFmt w:val="decimal"/>
+      <w:lvlText w:val="%9."/>
+      <w:lvlJc w:val="left"/>
+      <w:pPr>
+        <w:tabs>
+          <w:tab w:val="num" w:pos="6480"/>
+        </w:tabs>
+        <w:ind w:left="6480" w:hanging="360"/>
+      </w:pPr>
+    </w:lvl>
+  </w:abstractNum>
+  <w:abstractNum w:abstractNumId="12" w15:restartNumberingAfterBreak="0">
+    <w:nsid w:val="4B4C6B15"/>
+    <w:multiLevelType w:val="multilevel"/>
+    <w:tmpl w:val="A2AC4078"/>
+    <w:lvl w:ilvl="0">
+      <w:start w:val="1"/>
+      <w:numFmt w:val="decimal"/>
+      <w:lvlText w:val="%1."/>
+      <w:lvlJc w:val="left"/>
+      <w:pPr>
+        <w:tabs>
+          <w:tab w:val="num" w:pos="720"/>
+        </w:tabs>
+        <w:ind w:left="720" w:hanging="360"/>
+      </w:pPr>
+    </w:lvl>
+    <w:lvl w:ilvl="1" w:tentative="1">
+      <w:start w:val="1"/>
+      <w:numFmt w:val="decimal"/>
+      <w:lvlText w:val="%2."/>
+      <w:lvlJc w:val="left"/>
+      <w:pPr>
+        <w:tabs>
+          <w:tab w:val="num" w:pos="1440"/>
+        </w:tabs>
+        <w:ind w:left="1440" w:hanging="360"/>
+      </w:pPr>
+    </w:lvl>
+    <w:lvl w:ilvl="2" w:tentative="1">
+      <w:start w:val="1"/>
+      <w:numFmt w:val="decimal"/>
+      <w:lvlText w:val="%3."/>
+      <w:lvlJc w:val="left"/>
+      <w:pPr>
+        <w:tabs>
+          <w:tab w:val="num" w:pos="2160"/>
+        </w:tabs>
+        <w:ind w:left="2160" w:hanging="360"/>
+      </w:pPr>
+    </w:lvl>
+    <w:lvl w:ilvl="3" w:tentative="1">
+      <w:start w:val="1"/>
+      <w:numFmt w:val="decimal"/>
+      <w:lvlText w:val="%4."/>
+      <w:lvlJc w:val="left"/>
+      <w:pPr>
+        <w:tabs>
+          <w:tab w:val="num" w:pos="2880"/>
+        </w:tabs>
+        <w:ind w:left="2880" w:hanging="360"/>
+      </w:pPr>
+    </w:lvl>
+    <w:lvl w:ilvl="4" w:tentative="1">
+      <w:start w:val="1"/>
+      <w:numFmt w:val="decimal"/>
+      <w:lvlText w:val="%5."/>
+      <w:lvlJc w:val="left"/>
+      <w:pPr>
+        <w:tabs>
+          <w:tab w:val="num" w:pos="3600"/>
+        </w:tabs>
+        <w:ind w:left="3600" w:hanging="360"/>
+      </w:pPr>
+    </w:lvl>
+    <w:lvl w:ilvl="5" w:tentative="1">
+      <w:start w:val="1"/>
+      <w:numFmt w:val="decimal"/>
+      <w:lvlText w:val="%6."/>
+      <w:lvlJc w:val="left"/>
+      <w:pPr>
+        <w:tabs>
+          <w:tab w:val="num" w:pos="4320"/>
+        </w:tabs>
+        <w:ind w:left="4320" w:hanging="360"/>
+      </w:pPr>
+    </w:lvl>
+    <w:lvl w:ilvl="6" w:tentative="1">
+      <w:start w:val="1"/>
+      <w:numFmt w:val="decimal"/>
+      <w:lvlText w:val="%7."/>
+      <w:lvlJc w:val="left"/>
+      <w:pPr>
+        <w:tabs>
+          <w:tab w:val="num" w:pos="5040"/>
+        </w:tabs>
+        <w:ind w:left="5040" w:hanging="360"/>
+      </w:pPr>
+    </w:lvl>
+    <w:lvl w:ilvl="7" w:tentative="1">
+      <w:start w:val="1"/>
+      <w:numFmt w:val="decimal"/>
+      <w:lvlText w:val="%8."/>
+      <w:lvlJc w:val="left"/>
+      <w:pPr>
+        <w:tabs>
+          <w:tab w:val="num" w:pos="5760"/>
+        </w:tabs>
+        <w:ind w:left="5760" w:hanging="360"/>
+      </w:pPr>
+    </w:lvl>
+    <w:lvl w:ilvl="8" w:tentative="1">
+      <w:start w:val="1"/>
+      <w:numFmt w:val="decimal"/>
+      <w:lvlText w:val="%9."/>
+      <w:lvlJc w:val="left"/>
+      <w:pPr>
+        <w:tabs>
+          <w:tab w:val="num" w:pos="6480"/>
+        </w:tabs>
+        <w:ind w:left="6480" w:hanging="360"/>
+      </w:pPr>
+    </w:lvl>
+  </w:abstractNum>
+  <w:abstractNum w:abstractNumId="13" w15:restartNumberingAfterBreak="0">
+    <w:nsid w:val="654D08B7"/>
+    <w:multiLevelType w:val="multilevel"/>
+    <w:tmpl w:val="2856BC0E"/>
+    <w:lvl w:ilvl="0">
+      <w:start w:val="1"/>
+      <w:numFmt w:val="decimal"/>
+      <w:lvlText w:val="%1."/>
+      <w:lvlJc w:val="left"/>
+      <w:pPr>
+        <w:tabs>
+          <w:tab w:val="num" w:pos="720"/>
+        </w:tabs>
+        <w:ind w:left="720" w:hanging="360"/>
+      </w:pPr>
+    </w:lvl>
+    <w:lvl w:ilvl="1" w:tentative="1">
+      <w:start w:val="1"/>
+      <w:numFmt w:val="decimal"/>
+      <w:lvlText w:val="%2."/>
+      <w:lvlJc w:val="left"/>
+      <w:pPr>
+        <w:tabs>
+          <w:tab w:val="num" w:pos="1440"/>
+        </w:tabs>
+        <w:ind w:left="1440" w:hanging="360"/>
+      </w:pPr>
+    </w:lvl>
+    <w:lvl w:ilvl="2" w:tentative="1">
+      <w:start w:val="1"/>
+      <w:numFmt w:val="decimal"/>
+      <w:lvlText w:val="%3."/>
+      <w:lvlJc w:val="left"/>
+      <w:pPr>
+        <w:tabs>
+          <w:tab w:val="num" w:pos="2160"/>
+        </w:tabs>
+        <w:ind w:left="2160" w:hanging="360"/>
+      </w:pPr>
+    </w:lvl>
+    <w:lvl w:ilvl="3" w:tentative="1">
+      <w:start w:val="1"/>
+      <w:numFmt w:val="decimal"/>
+      <w:lvlText w:val="%4."/>
+      <w:lvlJc w:val="left"/>
+      <w:pPr>
+        <w:tabs>
+          <w:tab w:val="num" w:pos="2880"/>
+        </w:tabs>
+        <w:ind w:left="2880" w:hanging="360"/>
+      </w:pPr>
+    </w:lvl>
+    <w:lvl w:ilvl="4" w:tentative="1">
+      <w:start w:val="1"/>
+      <w:numFmt w:val="decimal"/>
+      <w:lvlText w:val="%5."/>
+      <w:lvlJc w:val="left"/>
+      <w:pPr>
+        <w:tabs>
+          <w:tab w:val="num" w:pos="3600"/>
+        </w:tabs>
+        <w:ind w:left="3600" w:hanging="360"/>
+      </w:pPr>
+    </w:lvl>
+    <w:lvl w:ilvl="5" w:tentative="1">
+      <w:start w:val="1"/>
+      <w:numFmt w:val="decimal"/>
+      <w:lvlText w:val="%6."/>
+      <w:lvlJc w:val="left"/>
+      <w:pPr>
+        <w:tabs>
+          <w:tab w:val="num" w:pos="4320"/>
+        </w:tabs>
+        <w:ind w:left="4320" w:hanging="360"/>
+      </w:pPr>
+    </w:lvl>
+    <w:lvl w:ilvl="6" w:tentative="1">
+      <w:start w:val="1"/>
+      <w:numFmt w:val="decimal"/>
+      <w:lvlText w:val="%7."/>
+      <w:lvlJc w:val="left"/>
+      <w:pPr>
+        <w:tabs>
+          <w:tab w:val="num" w:pos="5040"/>
+        </w:tabs>
+        <w:ind w:left="5040" w:hanging="360"/>
+      </w:pPr>
+    </w:lvl>
+    <w:lvl w:ilvl="7" w:tentative="1">
+      <w:start w:val="1"/>
+      <w:numFmt w:val="decimal"/>
+      <w:lvlText w:val="%8."/>
+      <w:lvlJc w:val="left"/>
+      <w:pPr>
+        <w:tabs>
+          <w:tab w:val="num" w:pos="5760"/>
+        </w:tabs>
+        <w:ind w:left="5760" w:hanging="360"/>
+      </w:pPr>
+    </w:lvl>
+    <w:lvl w:ilvl="8" w:tentative="1">
+      <w:start w:val="1"/>
+      <w:numFmt w:val="decimal"/>
+      <w:lvlText w:val="%9."/>
+      <w:lvlJc w:val="left"/>
+      <w:pPr>
+        <w:tabs>
+          <w:tab w:val="num" w:pos="6480"/>
+        </w:tabs>
+        <w:ind w:left="6480" w:hanging="360"/>
+      </w:pPr>
+    </w:lvl>
+  </w:abstractNum>
+  <w:abstractNum w:abstractNumId="14" w15:restartNumberingAfterBreak="0">
+    <w:nsid w:val="689F56C1"/>
+    <w:multiLevelType w:val="multilevel"/>
+    <w:tmpl w:val="FAAEAAE6"/>
+    <w:lvl w:ilvl="0">
+      <w:start w:val="1"/>
+      <w:numFmt w:val="decimal"/>
+      <w:lvlText w:val="%1."/>
+      <w:lvlJc w:val="left"/>
+      <w:pPr>
+        <w:tabs>
+          <w:tab w:val="num" w:pos="720"/>
+        </w:tabs>
+        <w:ind w:left="720" w:hanging="360"/>
+      </w:pPr>
+    </w:lvl>
+    <w:lvl w:ilvl="1" w:tentative="1">
+      <w:start w:val="1"/>
+      <w:numFmt w:val="decimal"/>
+      <w:lvlText w:val="%2."/>
+      <w:lvlJc w:val="left"/>
+      <w:pPr>
+        <w:tabs>
+          <w:tab w:val="num" w:pos="1440"/>
+        </w:tabs>
+        <w:ind w:left="1440" w:hanging="360"/>
+      </w:pPr>
+    </w:lvl>
+    <w:lvl w:ilvl="2" w:tentative="1">
+      <w:start w:val="1"/>
+      <w:numFmt w:val="decimal"/>
+      <w:lvlText w:val="%3."/>
+      <w:lvlJc w:val="left"/>
+      <w:pPr>
+        <w:tabs>
+          <w:tab w:val="num" w:pos="2160"/>
+        </w:tabs>
+        <w:ind w:left="2160" w:hanging="360"/>
+      </w:pPr>
+    </w:lvl>
+    <w:lvl w:ilvl="3" w:tentative="1">
+      <w:start w:val="1"/>
+      <w:numFmt w:val="decimal"/>
+      <w:lvlText w:val="%4."/>
+      <w:lvlJc w:val="left"/>
+      <w:pPr>
+        <w:tabs>
+          <w:tab w:val="num" w:pos="2880"/>
+        </w:tabs>
+        <w:ind w:left="2880" w:hanging="360"/>
+      </w:pPr>
+    </w:lvl>
+    <w:lvl w:ilvl="4" w:tentative="1">
+      <w:start w:val="1"/>
+      <w:numFmt w:val="decimal"/>
+      <w:lvlText w:val="%5."/>
+      <w:lvlJc w:val="left"/>
+      <w:pPr>
+        <w:tabs>
+          <w:tab w:val="num" w:pos="3600"/>
+        </w:tabs>
+        <w:ind w:left="3600" w:hanging="360"/>
+      </w:pPr>
+    </w:lvl>
+    <w:lvl w:ilvl="5" w:tentative="1">
+      <w:start w:val="1"/>
+      <w:numFmt w:val="decimal"/>
+      <w:lvlText w:val="%6."/>
+      <w:lvlJc w:val="left"/>
+      <w:pPr>
+        <w:tabs>
+          <w:tab w:val="num" w:pos="4320"/>
+        </w:tabs>
+        <w:ind w:left="4320" w:hanging="360"/>
+      </w:pPr>
+    </w:lvl>
+    <w:lvl w:ilvl="6" w:tentative="1">
+      <w:start w:val="1"/>
+      <w:numFmt w:val="decimal"/>
+      <w:lvlText w:val="%7."/>
+      <w:lvlJc w:val="left"/>
+      <w:pPr>
+        <w:tabs>
+          <w:tab w:val="num" w:pos="5040"/>
+        </w:tabs>
+        <w:ind w:left="5040" w:hanging="360"/>
+      </w:pPr>
+    </w:lvl>
+    <w:lvl w:ilvl="7" w:tentative="1">
+      <w:start w:val="1"/>
+      <w:numFmt w:val="decimal"/>
+      <w:lvlText w:val="%8."/>
+      <w:lvlJc w:val="left"/>
+      <w:pPr>
+        <w:tabs>
+          <w:tab w:val="num" w:pos="5760"/>
+        </w:tabs>
+        <w:ind w:left="5760" w:hanging="360"/>
+      </w:pPr>
+    </w:lvl>
+    <w:lvl w:ilvl="8" w:tentative="1">
+      <w:start w:val="1"/>
+      <w:numFmt w:val="decimal"/>
+      <w:lvlText w:val="%9."/>
+      <w:lvlJc w:val="left"/>
+      <w:pPr>
+        <w:tabs>
+          <w:tab w:val="num" w:pos="6480"/>
+        </w:tabs>
+        <w:ind w:left="6480" w:hanging="360"/>
+      </w:pPr>
     </w:lvl>
   </w:abstractNum>
   <w:num w:numId="1" w16cid:durableId="362638804">
@@ -1448,6 +4491,24 @@
   </w:num>
   <w:num w:numId="9" w16cid:durableId="2097700879">
     <w:abstractNumId w:val="0"/>
+  </w:num>
+  <w:num w:numId="10" w16cid:durableId="1030298594">
+    <w:abstractNumId w:val="9"/>
+  </w:num>
+  <w:num w:numId="11" w16cid:durableId="217328764">
+    <w:abstractNumId w:val="13"/>
+  </w:num>
+  <w:num w:numId="12" w16cid:durableId="1197502719">
+    <w:abstractNumId w:val="12"/>
+  </w:num>
+  <w:num w:numId="13" w16cid:durableId="475881213">
+    <w:abstractNumId w:val="10"/>
+  </w:num>
+  <w:num w:numId="14" w16cid:durableId="1399402553">
+    <w:abstractNumId w:val="14"/>
+  </w:num>
+  <w:num w:numId="15" w16cid:durableId="94639067">
+    <w:abstractNumId w:val="11"/>
   </w:num>
 </w:numbering>
 </file>
@@ -2060,7 +5121,6 @@
   <w:style w:type="character" w:default="1" w:styleId="Fontepargpadro">
     <w:name w:val="Default Paragraph Font"/>
     <w:uiPriority w:val="1"/>
-    <w:semiHidden/>
     <w:unhideWhenUsed/>
   </w:style>
   <w:style w:type="table" w:default="1" w:styleId="Tabelanormal">
